--- a/materijali/Priprema za ogledni cas.docx
+++ b/materijali/Priprema za ogledni cas.docx
@@ -7,264 +7,232 @@
         <w:pStyle w:val="Title"/>
       </w:pPr>
       <w:r>
-        <w:t>Vrednovanje djela u Zakonu Božijem</w:t>
+        <w:t>Priprema za ogledni čas</w:t>
       </w:r>
     </w:p>
     <w:p>
       <w:r>
-        <w:t>Priprema za ogledni čas islamske vjeronauke u VIII razredu</w:t>
+        <w:t>Islamska vjeronauka • VIII razred • 45 minuta • 16–19 učenika</w:t>
       </w:r>
     </w:p>
     <w:p>
       <w:r>
-        <w:t>Čas razvija sposobnost učenika da razlikuju kategorije djela i obrazlože procjenu konkretnog postupka. Kombinacija rada u paru, kratkog grupnog rada i individualne provjere omogućava vidljivo učešće i provjeru znanja svakog učenika.</w:t>
+        <w:t>Nastavna jedinica: Vrednovanje djela u Zakonu Božijem. Tip: obrada i primjena. Nastavnik/škola/datum: __________________________</w:t>
       </w:r>
     </w:p>
-    <w:tbl>
-      <w:tblPr>
-        <w:tblStyle w:val="TableGrid"/>
-        <w:tblW w:type="auto" w:w="0"/>
-        <w:tblLook w:firstColumn="1" w:firstRow="1" w:lastColumn="0" w:lastRow="0" w:noHBand="0" w:noVBand="1" w:val="04A0"/>
-      </w:tblPr>
-      <w:tblGrid>
-        <w:gridCol w:w="4986"/>
-        <w:gridCol w:w="4986"/>
-      </w:tblGrid>
-      <w:tr>
-        <w:tc>
-          <w:tcPr>
-            <w:tcW w:type="dxa" w:w="4986"/>
-          </w:tcPr>
-          <w:p>
-            <w:r>
-              <w:rPr>
-                <w:sz w:val="20"/>
-              </w:rPr>
-              <w:t>Podatak</w:t>
-            </w:r>
-          </w:p>
-        </w:tc>
-        <w:tc>
-          <w:tcPr>
-            <w:tcW w:type="dxa" w:w="4986"/>
-          </w:tcPr>
-          <w:p>
-            <w:r>
-              <w:rPr>
-                <w:sz w:val="20"/>
-              </w:rPr>
-              <w:t>Plan</w:t>
-            </w:r>
-          </w:p>
-        </w:tc>
-      </w:tr>
-      <w:tr>
-        <w:tc>
-          <w:tcPr>
-            <w:tcW w:type="dxa" w:w="4986"/>
-          </w:tcPr>
-          <w:p>
-            <w:r>
-              <w:rPr>
-                <w:sz w:val="20"/>
-              </w:rPr>
-              <w:t>Škola / nastavnik</w:t>
-            </w:r>
-          </w:p>
-        </w:tc>
-        <w:tc>
-          <w:tcPr>
-            <w:tcW w:type="dxa" w:w="4986"/>
-          </w:tcPr>
-          <w:p>
-            <w:r>
-              <w:rPr>
-                <w:sz w:val="20"/>
-              </w:rPr>
-              <w:t>________________________________________</w:t>
-            </w:r>
-          </w:p>
-        </w:tc>
-      </w:tr>
-      <w:tr>
-        <w:tc>
-          <w:tcPr>
-            <w:tcW w:type="dxa" w:w="4986"/>
-          </w:tcPr>
-          <w:p>
-            <w:r>
-              <w:rPr>
-                <w:sz w:val="20"/>
-              </w:rPr>
-              <w:t>Datum / odjeljenje / broj učenika</w:t>
-            </w:r>
-          </w:p>
-        </w:tc>
-        <w:tc>
-          <w:tcPr>
-            <w:tcW w:type="dxa" w:w="4986"/>
-          </w:tcPr>
-          <w:p>
-            <w:r>
-              <w:rPr>
-                <w:sz w:val="20"/>
-              </w:rPr>
-              <w:t>________________________________________</w:t>
-            </w:r>
-          </w:p>
-        </w:tc>
-      </w:tr>
-      <w:tr>
-        <w:tc>
-          <w:tcPr>
-            <w:tcW w:type="dxa" w:w="4986"/>
-          </w:tcPr>
-          <w:p>
-            <w:r>
-              <w:rPr>
-                <w:sz w:val="20"/>
-              </w:rPr>
-              <w:t>Trajanje / tip časa</w:t>
-            </w:r>
-          </w:p>
-        </w:tc>
-        <w:tc>
-          <w:tcPr>
-            <w:tcW w:type="dxa" w:w="4986"/>
-          </w:tcPr>
-          <w:p>
-            <w:r>
-              <w:rPr>
-                <w:sz w:val="20"/>
-              </w:rPr>
-              <w:t>45 minuta / obrada s primjenom i formativnom provjerom</w:t>
-            </w:r>
-          </w:p>
-        </w:tc>
-      </w:tr>
-      <w:tr>
-        <w:tc>
-          <w:tcPr>
-            <w:tcW w:type="dxa" w:w="4986"/>
-          </w:tcPr>
-          <w:p>
-            <w:r>
-              <w:rPr>
-                <w:sz w:val="20"/>
-              </w:rPr>
-              <w:t>Domena</w:t>
-            </w:r>
-          </w:p>
-        </w:tc>
-        <w:tc>
-          <w:tcPr>
-            <w:tcW w:type="dxa" w:w="4986"/>
-          </w:tcPr>
-          <w:p>
-            <w:r>
-              <w:rPr>
-                <w:sz w:val="20"/>
-              </w:rPr>
-              <w:t>B — Islam praktikovanje; poveznica s C — Ihsan i ahlak</w:t>
-            </w:r>
-          </w:p>
-        </w:tc>
-      </w:tr>
-      <w:tr>
-        <w:tc>
-          <w:tcPr>
-            <w:tcW w:type="dxa" w:w="4986"/>
-          </w:tcPr>
-          <w:p>
-            <w:r>
-              <w:rPr>
-                <w:sz w:val="20"/>
-              </w:rPr>
-              <w:t>Izvor</w:t>
-            </w:r>
-          </w:p>
-        </w:tc>
-        <w:tc>
-          <w:tcPr>
-            <w:tcW w:type="dxa" w:w="4986"/>
-          </w:tcPr>
-          <w:p>
-            <w:r>
-              <w:rPr>
-                <w:sz w:val="20"/>
-              </w:rPr>
-              <w:t>Udžbenik za VIII razred, štampane str. 29–32; PDF str. 25–28</w:t>
-            </w:r>
-          </w:p>
-        </w:tc>
-      </w:tr>
-      <w:tr>
-        <w:tc>
-          <w:tcPr>
-            <w:tcW w:type="dxa" w:w="4986"/>
-          </w:tcPr>
-          <w:p>
-            <w:r>
-              <w:rPr>
-                <w:sz w:val="20"/>
-              </w:rPr>
-              <w:t>Organizacija</w:t>
-            </w:r>
-          </w:p>
-        </w:tc>
-        <w:tc>
-          <w:tcPr>
-            <w:tcW w:type="dxa" w:w="4986"/>
-          </w:tcPr>
-          <w:p>
-            <w:r>
-              <w:t>Parovi; četiri grupe od 4–5 učenika; individualni završni rad</w:t>
-            </w:r>
-          </w:p>
-        </w:tc>
-      </w:tr>
-    </w:tbl>
     <w:p>
       <w:pPr>
         <w:pStyle w:val="Heading1"/>
       </w:pPr>
       <w:r>
-        <w:t>Ishodi i pokazatelji</w:t>
+        <w:t>Ishodi i dokazi učenja</w:t>
       </w:r>
     </w:p>
     <w:p>
       <w:r>
-        <w:t>B.8.5. Definira pojmove šerijat i izvori šerijata, analizira značaj Božijeg zakona i klasificira ljudske postupke – „efalul-mukellefin“. Na ovom času naglasak je na klasifikaciji; šerijat i izvori kratko se obnavljaju.</w:t>
+        <w:t>Učenik objašnjava fikh; razlikuje osam kategorija djela uz primjere iz udžbenika; razvrstava postupke uz uvažavanje okolnosti; objašnjava četiri termina sa str. 32. Ishodi se povezuju s B.8.5 iz dostavljenih radnih priprema, a primjena na odgovorno postupanje s C.8.5; formulacije prilagoditi važećem školskom kurikulumu.</w:t>
       </w:r>
     </w:p>
     <w:p>
       <w:r>
-        <w:t>Poveznica s C.8.5: etičko postupanje i preispitivanje prosuđivanja na osnovu novih saznanja. Jedan čas daje dokaz obrazloženja i spremnosti na korekciju, a ne dokaz trajne promjene ponašanja.</w:t>
+        <w:t>Uspješnost pratiti kroz obrazloženje barem dvije odluke u tabeli, razlikovanje obaveze od preporuke, povezivanje četiri termina i individualni kviz. Kviz je formativan; rezultat nije ocjena vjerske prakse učenika.</w:t>
+      </w:r>
+    </w:p>
+    <w:p>
+      <w:pPr>
+        <w:pStyle w:val="Heading1"/>
+      </w:pPr>
+      <w:r>
+        <w:t>Organizacija i sredstva</w:t>
       </w:r>
     </w:p>
     <w:p>
       <w:r>
-        <w:t>• Učenik tačno razvrstava najmanje 4 od 5 postupaka u završnom individualnom zadatku.</w:t>
+        <w:t>Kratak rad u paru u uvodu i pojmovniku; četiri grupe od 4–5 učenika za tabelu; individualni kviz i završni odgovor. U grupi rasporediti čitača, zapisničara, izvjestioca i pratioca vremena; peti član provjerava primjer u udžbeniku. Ne tražiti javno iznošenje ličnih propusta.</w:t>
       </w:r>
     </w:p>
     <w:p>
       <w:r>
-        <w:t>• Razlikuje kvarenje namaza od kvarenja abdesta u zadanom primjeru.</w:t>
+        <w:t>Udžbenik str. 29–32, očišćena prezentacija, HTML, tabela sa str. 31 i učenički listići. Za rad bez projektora pripremiti po jedan komplet za svakog učenika (do 19), četiri primjerka sažetka za grupe i nastavnički ključ. Odgovori A/B/C/D mogu se pisati na papiru.</w:t>
+      </w:r>
+    </w:p>
+    <w:p>
+      <w:pPr>
+        <w:pStyle w:val="Heading1"/>
+      </w:pPr>
+      <w:r>
+        <w:t>Tok časa – ukupno 45 minuta</w:t>
+      </w:r>
+    </w:p>
+    <w:p>
+      <w:pPr>
+        <w:pStyle w:val="Heading2"/>
+      </w:pPr>
+      <w:r>
+        <w:t>0–4 minuta | Uvodna pitanja</w:t>
       </w:r>
     </w:p>
     <w:p>
       <w:r>
-        <w:t>• Navodi primjer mubaha i objašnjava zašto je riječ o slobodnom dozvoljenom izboru.</w:t>
+        <w:t>Nastavnik: Prikaži primjere: dnevni namaz, slobodna šetnja i krađa. Pitaj jesu li jednako obavezni ili dopušteni.</w:t>
       </w:r>
     </w:p>
     <w:p>
       <w:r>
-        <w:t>• U grupi obrazlaže odluku i, nakon provjere izvora, po potrebi je korigira.</w:t>
+        <w:t>Učenici: Najprije razmisle samostalno, potom kratko razmijene odgovor u paru.</w:t>
       </w:r>
     </w:p>
     <w:p>
       <w:r>
-        <w:t>Metode: razgovor, kratko objašnjenje uz primjere, čitanje s razumijevanjem, razvrstavanje kartica, analiza slučaja, kviz i izlazna kartica. Korelacije: bosanski jezik — obrazlaganje; odjeljenska zajednica — odgovorno odlučivanje; informatika — provjera digitalnog navoda.</w:t>
+        <w:t>Praćenje: Dva para obrazlažu razliku.</w:t>
+      </w:r>
+    </w:p>
+    <w:p>
+      <w:pPr>
+        <w:pStyle w:val="Heading2"/>
+      </w:pPr>
+      <w:r>
+        <w:t>4–16 minuta | Pojmovi iz udžbenika</w:t>
+      </w:r>
+    </w:p>
+    <w:p>
+      <w:r>
+        <w:t>Nastavnik: Uz prezentaciju objasni fikh i osam kategorija, koristeći primjere sa str. 29–30. Kratko poveži halal i haram s porukom ajeta.</w:t>
+      </w:r>
+    </w:p>
+    <w:p>
+      <w:r>
+        <w:t>Učenici: Prate str. 29–30; postavljaju pitanja o razlikama farz–vadžib i mubah–haram.</w:t>
+      </w:r>
+    </w:p>
+    <w:p>
+      <w:r>
+        <w:t>Praćenje: Kratko provjeri razumijevanje poslije svakog para pojmova.</w:t>
+      </w:r>
+    </w:p>
+    <w:p>
+      <w:pPr>
+        <w:pStyle w:val="Heading2"/>
+      </w:pPr>
+      <w:r>
+        <w:t>16–25 minuta | Tabela sa 31. strane</w:t>
+      </w:r>
+    </w:p>
+    <w:p>
+      <w:r>
+        <w:t>Nastavnik: Podijeli cijelu tabelu svakom učeniku ili paru. Četiri grupe obrađuju redove: 1–4, 5–8, 9–11 i 12–14. Nakon 4 minute slijedi zajednička provjera svih redova.</w:t>
+      </w:r>
+    </w:p>
+    <w:p>
+      <w:r>
+        <w:t>Učenici: Svaka grupa predlaže kategorije svojih redova; svi dopunjavaju svih 14 redova u vlastitoj tabeli.</w:t>
+      </w:r>
+    </w:p>
+    <w:p>
+      <w:r>
+        <w:t>Praćenje: Provjeri i obrazloženja; kod uslovljenih primjera objasni okolnosti. Tabela nije test brzine.</w:t>
+      </w:r>
+    </w:p>
+    <w:p>
+      <w:r>
+        <w:br w:type="page"/>
+      </w:r>
+    </w:p>
+    <w:p>
+      <w:pPr>
+        <w:pStyle w:val="Heading2"/>
+      </w:pPr>
+      <w:r>
+        <w:t>25–29 minuta | Termini sa 32. strane</w:t>
+      </w:r>
+    </w:p>
+    <w:p>
+      <w:r>
+        <w:t>Nastavnik: Pokreni povezivanje četiri termina i značenja te dopunjavanje rečenica.</w:t>
+      </w:r>
+    </w:p>
+    <w:p>
+      <w:r>
+        <w:t>Učenici: Rade u paru; zatim provjeravaju kategorično, imperativ, mutevatir hadis i zinaluk.</w:t>
+      </w:r>
+    </w:p>
+    <w:p>
+      <w:r>
+        <w:t>Praćenje: Svaki učenik svojim riječima objašnjava jedan termin.</w:t>
+      </w:r>
+    </w:p>
+    <w:p>
+      <w:pPr>
+        <w:pStyle w:val="Heading2"/>
+      </w:pPr>
+      <w:r>
+        <w:t>29–40 minuta | Kviz od 12 pitanja</w:t>
+      </w:r>
+    </w:p>
+    <w:p>
+      <w:r>
+        <w:t>Nastavnik: Prikaži svih 12 pitanja. Daj oko 35–40 sekundi za odgovor i kratku povratnu informaciju.</w:t>
+      </w:r>
+    </w:p>
+    <w:p>
+      <w:r>
+        <w:t>Učenici: Samostalno biraju A/B/C/D na papiru ili uređaju; zatim provjeravaju odgovore.</w:t>
+      </w:r>
+    </w:p>
+    <w:p>
+      <w:r>
+        <w:t>Praćenje: Kviz je formativan. Rezultat 12 pitanja i objašnjenja dostupni su u HTML-u.</w:t>
+      </w:r>
+    </w:p>
+    <w:p>
+      <w:pPr>
+        <w:pStyle w:val="Heading2"/>
+      </w:pPr>
+      <w:r>
+        <w:t>40–43 minuta | Individualna završna provjera</w:t>
+      </w:r>
+    </w:p>
+    <w:p>
+      <w:r>
+        <w:t>Nastavnik: Zatraži jedan primjer mubaha s razlogom i značenje jednog novog termina.</w:t>
+      </w:r>
+    </w:p>
+    <w:p>
+      <w:r>
+        <w:t>Učenici: Pišu dva kratka odgovora bez pomoći grupe.</w:t>
+      </w:r>
+    </w:p>
+    <w:p>
+      <w:r>
+        <w:t>Praćenje: Provjeri samostalno razumijevanje, ne samo grupni uspjeh.</w:t>
+      </w:r>
+    </w:p>
+    <w:p>
+      <w:pPr>
+        <w:pStyle w:val="Heading2"/>
+      </w:pPr>
+      <w:r>
+        <w:t>43–45 minuta | Zaključak i zadaća</w:t>
+      </w:r>
+    </w:p>
+    <w:p>
+      <w:r>
+        <w:t>Nastavnik: Vrati se na uvodna pitanja. Za zadaću ponuditi mapu pojmova ili poruku hadisa o ustrajnosti sa str. 32.</w:t>
+      </w:r>
+    </w:p>
+    <w:p>
+      <w:r>
+        <w:t>Učenici: Navode jednu naučenu razliku i biraju zadaću.</w:t>
+      </w:r>
+    </w:p>
+    <w:p>
+      <w:r>
+        <w:t>Praćenje: Zabilježi pojam koji treba ponoviti.</w:t>
+      </w:r>
+    </w:p>
+    <w:p>
+      <w:r>
+        <w:t>Tempo: osnovne pojmove obraditi do 16. minute. Dopunske poruke iz udžbenika (dova, upoznavanje drugih religijskih tradicija i hadis o ustrajnosti) nalaze se u prezentaciji; kratko ih povezati s glavnom porukom ili dati za samostalno čitanje. Ne skraćivati kviz: ostaje svih 12 pitanja. Dodatne stare kartice i slučajevi u HTML-u služe vježbanju izvan osnovnog toka.</w:t>
       </w:r>
     </w:p>
     <w:p>
@@ -277,280 +245,156 @@
         <w:pStyle w:val="Heading1"/>
       </w:pPr>
       <w:r>
-        <w:t>Priprema učionice i izbor aktivnosti</w:t>
+        <w:t>Pojmovi i primjeri iz udžbenika</w:t>
+      </w:r>
+    </w:p>
+    <w:p>
+      <w:pPr>
+        <w:pStyle w:val="Heading2"/>
+      </w:pPr>
+      <w:r>
+        <w:t>Farz | str. 29</w:t>
       </w:r>
     </w:p>
     <w:p>
       <w:r>
-        <w:t>Za 16–19 učenika unaprijed formirati četiri grupe: 16 = 4+4+4+4; 17 = 5+4+4+4; 18 = 5+5+4+4; 19 = 5+5+5+4. U grupi od pet učenika peti član prati vrijeme i provjerava jesu li svi učestvovali. Kod neparnog broja učenika uvodni par postaje jedna trojka. Svaka grupa dobija svoj slučaj A, B, C ili D.</w:t>
+        <w:t>Stroga vjerska dužnost, naredba Uzvišenog Stvoritelja kojom se imperativno zahtijeva od punoljetne osobe činjenje određenog djela. Za izvršavanje slijedi nagrada, a za izostavljanje kazna.</w:t>
       </w:r>
     </w:p>
     <w:p>
       <w:r>
-        <w:t>Rad u paru daje svakome siguran prostor za prvi odgovor. Grupni rad koristimo jednom, za osam kartica i jedan slučaj. Individualna izlazna kartica pokazuje šta je naučio svaki učenik. Za ovaj čas nije potrebno organizirati osam ekspertskih grupa niti duga takmičenja.</w:t>
+        <w:t>Primjeri iz lekcije: Namaz; pet islamskih dužnosti kao obaveze pojedinca; dženaza-namaz kao obaveza zajednice.</w:t>
+      </w:r>
+    </w:p>
+    <w:p>
+      <w:pPr>
+        <w:pStyle w:val="Heading2"/>
+      </w:pPr>
+      <w:r>
+        <w:t>Vadžib | str. 29</w:t>
       </w:r>
     </w:p>
     <w:p>
       <w:r>
-        <w:t>Prije časa: otvoriti HTML i PPTX; isprobati projektor; lokalnu HTML datoteku spremiti na računar i USB; odštampati listiće. Internet nije potreban za preuzetu HTML datoteku. Izvori i preuzimanja na objavljenoj stranici zahtijevaju vezu.</w:t>
-      </w:r>
-    </w:p>
-    <w:tbl>
-      <w:tblPr>
-        <w:tblStyle w:val="TableGrid"/>
-        <w:tblW w:type="auto" w:w="0"/>
-        <w:tblLook w:firstColumn="1" w:firstRow="1" w:lastColumn="0" w:lastRow="0" w:noHBand="0" w:noVBand="1" w:val="04A0"/>
-      </w:tblPr>
-      <w:tblGrid>
-        <w:gridCol w:w="4986"/>
-        <w:gridCol w:w="4986"/>
-      </w:tblGrid>
-      <w:tr>
-        <w:tc>
-          <w:tcPr>
-            <w:tcW w:type="dxa" w:w="4986"/>
-          </w:tcPr>
-          <w:p>
-            <w:r>
-              <w:rPr>
-                <w:sz w:val="20"/>
-              </w:rPr>
-              <w:t>Za 16–19 učenika</w:t>
-            </w:r>
-          </w:p>
-        </w:tc>
-        <w:tc>
-          <w:tcPr>
-            <w:tcW w:type="dxa" w:w="4986"/>
-          </w:tcPr>
-          <w:p>
-            <w:r>
-              <w:rPr>
-                <w:sz w:val="20"/>
-              </w:rPr>
-              <w:t>Količina</w:t>
-            </w:r>
-          </w:p>
-        </w:tc>
-      </w:tr>
-      <w:tr>
-        <w:tc>
-          <w:tcPr>
-            <w:tcW w:type="dxa" w:w="4986"/>
-          </w:tcPr>
-          <w:p>
-            <w:r>
-              <w:rPr>
-                <w:sz w:val="20"/>
-              </w:rPr>
-              <w:t>Kartice za razvrstavanje i radna podloga</w:t>
-            </w:r>
-          </w:p>
-        </w:tc>
-        <w:tc>
-          <w:tcPr>
-            <w:tcW w:type="dxa" w:w="4986"/>
-          </w:tcPr>
-          <w:p>
-            <w:r>
-              <w:rPr>
-                <w:sz w:val="20"/>
-              </w:rPr>
-              <w:t>4 kompleta</w:t>
-            </w:r>
-          </w:p>
-        </w:tc>
-      </w:tr>
-      <w:tr>
-        <w:tc>
-          <w:tcPr>
-            <w:tcW w:type="dxa" w:w="4986"/>
-          </w:tcPr>
-          <w:p>
-            <w:r>
-              <w:rPr>
-                <w:sz w:val="20"/>
-              </w:rPr>
-              <w:t>Slučajevi A–D</w:t>
-            </w:r>
-          </w:p>
-        </w:tc>
-        <w:tc>
-          <w:tcPr>
-            <w:tcW w:type="dxa" w:w="4986"/>
-          </w:tcPr>
-          <w:p>
-            <w:r>
-              <w:rPr>
-                <w:sz w:val="20"/>
-              </w:rPr>
-              <w:t>4 lista, po jedan slučaj A–D</w:t>
-            </w:r>
-          </w:p>
-        </w:tc>
-      </w:tr>
-      <w:tr>
-        <w:tc>
-          <w:tcPr>
-            <w:tcW w:type="dxa" w:w="4986"/>
-          </w:tcPr>
-          <w:p>
-            <w:r>
-              <w:rPr>
-                <w:sz w:val="20"/>
-              </w:rPr>
-              <w:t>Izlazna kartica</w:t>
-            </w:r>
-          </w:p>
-        </w:tc>
-        <w:tc>
-          <w:tcPr>
-            <w:tcW w:type="dxa" w:w="4986"/>
-          </w:tcPr>
-          <w:p>
-            <w:r>
-              <w:rPr>
-                <w:sz w:val="20"/>
-              </w:rPr>
-              <w:t>19 primjeraka</w:t>
-            </w:r>
-          </w:p>
-        </w:tc>
-      </w:tr>
-      <w:tr>
-        <w:tc>
-          <w:tcPr>
-            <w:tcW w:type="dxa" w:w="4986"/>
-          </w:tcPr>
-          <w:p>
-            <w:r>
-              <w:rPr>
-                <w:sz w:val="20"/>
-              </w:rPr>
-              <w:t>Kviz bez projektora</w:t>
-            </w:r>
-          </w:p>
-        </w:tc>
-        <w:tc>
-          <w:tcPr>
-            <w:tcW w:type="dxa" w:w="4986"/>
-          </w:tcPr>
-          <w:p>
-            <w:r>
-              <w:rPr>
-                <w:sz w:val="20"/>
-              </w:rPr>
-              <w:t>8–9 primjeraka za parove/trojku ili 19 za samostalni rad</w:t>
-            </w:r>
-          </w:p>
-        </w:tc>
-      </w:tr>
-      <w:tr>
-        <w:tc>
-          <w:tcPr>
-            <w:tcW w:type="dxa" w:w="4986"/>
-          </w:tcPr>
-          <w:p>
-            <w:r>
-              <w:rPr>
-                <w:sz w:val="20"/>
-              </w:rPr>
-              <w:t>A/B/C/D kartice</w:t>
-            </w:r>
-          </w:p>
-        </w:tc>
-        <w:tc>
-          <w:tcPr>
-            <w:tcW w:type="dxa" w:w="4986"/>
-          </w:tcPr>
-          <w:p>
-            <w:r>
-              <w:rPr>
-                <w:sz w:val="20"/>
-              </w:rPr>
-              <w:t>19 setova ili učenici sami napišu slova na papiru</w:t>
-            </w:r>
-          </w:p>
-        </w:tc>
-      </w:tr>
-      <w:tr>
-        <w:tc>
-          <w:tcPr>
-            <w:tcW w:type="dxa" w:w="4986"/>
-          </w:tcPr>
-          <w:p>
-            <w:r>
-              <w:rPr>
-                <w:sz w:val="20"/>
-              </w:rPr>
-              <w:t>Sažetak pojmova</w:t>
-            </w:r>
-          </w:p>
-        </w:tc>
-        <w:tc>
-          <w:tcPr>
-            <w:tcW w:type="dxa" w:w="4986"/>
-          </w:tcPr>
-          <w:p>
-            <w:r>
-              <w:rPr>
-                <w:sz w:val="20"/>
-              </w:rPr>
-              <w:t>4 primjerka za grupe; po potrebi 19</w:t>
-            </w:r>
-          </w:p>
-        </w:tc>
-      </w:tr>
-      <w:tr>
-        <w:tc>
-          <w:tcPr>
-            <w:tcW w:type="dxa" w:w="4986"/>
-          </w:tcPr>
-          <w:p>
-            <w:r>
-              <w:rPr>
-                <w:sz w:val="20"/>
-              </w:rPr>
-              <w:t>Ključ i lista opažanja</w:t>
-            </w:r>
-          </w:p>
-        </w:tc>
-        <w:tc>
-          <w:tcPr>
-            <w:tcW w:type="dxa" w:w="4986"/>
-          </w:tcPr>
-          <w:p>
-            <w:r>
-              <w:rPr>
-                <w:sz w:val="20"/>
-              </w:rPr>
-              <w:t>1 nastavnički primjerak</w:t>
-            </w:r>
-          </w:p>
-        </w:tc>
-      </w:tr>
-    </w:tbl>
-    <w:p>
-      <w:pPr>
-        <w:pStyle w:val="Heading1"/>
-      </w:pPr>
-      <w:r>
-        <w:t>Prilagođavanje učenicima</w:t>
+        <w:t>Allahova, dž.š., naredba u blažoj formi od farza. Zahtjev za činjenjem djela propisanog pojedinačnim predajama od Poslanika, a.s.</w:t>
       </w:r>
     </w:p>
     <w:p>
       <w:r>
-        <w:t>Učenicima kojima treba podrška dati sažetak pojmova i četiri početne kartice (farz, vadžib, mubah, haram), zatim uz podršku preostale. Dozvoliti da obrazloženje izgovore ili diktiraju vršnjaku. Kartice čitati naglas, dati veći font po potrebi i dodatno vrijeme; uspjeh procjenjivati prema dogovorenoj prilagodbi.</w:t>
+        <w:t>Primjeri iz lekcije: Sadekatu-l-fitr i klanjanje vitr-namaza.</w:t>
+      </w:r>
+    </w:p>
+    <w:p>
+      <w:pPr>
+        <w:pStyle w:val="Heading2"/>
+      </w:pPr>
+      <w:r>
+        <w:t>Sunnet | str. 29</w:t>
       </w:r>
     </w:p>
     <w:p>
       <w:r>
-        <w:t>Bržim učenicima zadati: objasni zašto „nije farz” ne znači „haram”; navedi okolnost koja nedostaje prije procjene nekog postupka. Ne uvoditi sporne fikhske slučajeve kao brzo takmičarsko pitanje.</w:t>
+        <w:t>Djela koja je radio Muhammed, a.s., i preporučio ih i nama. Njihovim izvršavanjem možemo zaslužiti nagradu i šefaat Muhammeda, a.s.</w:t>
       </w:r>
     </w:p>
     <w:p>
       <w:r>
-        <w:t>Razgovarati o zamišljenim postupcima, bez prozivanja učenika, ličnih priznanja ili ocjenjivanja nečije vjere. Nastavnik procjenjuje znanje i obrazloženje.</w:t>
+        <w:t>Primjeri iz lekcije: Sunneti i sunsunneti dnevnih namaza.</w:t>
+      </w:r>
+    </w:p>
+    <w:p>
+      <w:pPr>
+        <w:pStyle w:val="Heading2"/>
+      </w:pPr>
+      <w:r>
+        <w:t>Mustehab | str. 29–30</w:t>
+      </w:r>
+    </w:p>
+    <w:p>
+      <w:r>
+        <w:t>Ono što je preporučeno i lijepo činiti. Izvršavanje se nagrađuje, a izostavljanje ne kažnjava.</w:t>
+      </w:r>
+    </w:p>
+    <w:p>
+      <w:r>
+        <w:t>Primjeri iz lekcije: Klanjanje u džematu — primjer naveden u udžbeniku.</w:t>
+      </w:r>
+    </w:p>
+    <w:p>
+      <w:pPr>
+        <w:pStyle w:val="Heading2"/>
+      </w:pPr>
+      <w:r>
+        <w:t>Mubah | str. 30</w:t>
+      </w:r>
+    </w:p>
+    <w:p>
+      <w:r>
+        <w:t>Djelo čije se izvršavanje ili neizvršavanje ostavlja osobi na slobodan izbor. Za samo izvršenje ili neizvršenje osoba nema ni nagradu ni kaznu.</w:t>
+      </w:r>
+    </w:p>
+    <w:p>
+      <w:r>
+        <w:t>Primjeri iz lekcije: Izbor da jedemo, spavamo, šetamo i slično.</w:t>
+      </w:r>
+    </w:p>
+    <w:p>
+      <w:pPr>
+        <w:pStyle w:val="Heading2"/>
+      </w:pPr>
+      <w:r>
+        <w:t>Haram | str. 30</w:t>
+      </w:r>
+    </w:p>
+    <w:p>
+      <w:r>
+        <w:t>Ono što Uzvišeni Allah strogo zabranjuje. Imperativna zabrana utemeljena na jasnom kur’anskom ajetu ili hadisu; zahtijeva nečinjenje djela.</w:t>
+      </w:r>
+    </w:p>
+    <w:p>
+      <w:r>
+        <w:t>Primjeri iz lekcije: Pijenje alkohola, kockanje, krađa i zinaluk.</w:t>
+      </w:r>
+    </w:p>
+    <w:p>
+      <w:pPr>
+        <w:pStyle w:val="Heading2"/>
+      </w:pPr>
+      <w:r>
+        <w:t>Mekruh | str. 30</w:t>
+      </w:r>
+    </w:p>
+    <w:p>
+      <w:r>
+        <w:t>Djelo koje je pokuđeno, ružno činiti. Mekruh-i tahrimen su djela bliska haramu, a mekruh-i tenzihen djela koja nije lijepo činiti.</w:t>
+      </w:r>
+    </w:p>
+    <w:p>
+      <w:r>
+        <w:t>Primjeri iz lekcije: Tahrimen: rasipništvo i prenošenje tuđih riječi. Tenzihen: pričati u vrijeme učenja Kur’ana ili ezana.</w:t>
+      </w:r>
+    </w:p>
+    <w:p>
+      <w:pPr>
+        <w:pStyle w:val="Heading2"/>
+      </w:pPr>
+      <w:r>
+        <w:t>Mufsid | str. 30</w:t>
+      </w:r>
+    </w:p>
+    <w:p>
+      <w:r>
+        <w:t>Djelo, radnja ili stanje koje kvari vjerski obred.</w:t>
+      </w:r>
+    </w:p>
+    <w:p>
+      <w:r>
+        <w:t>Primjeri iz lekcije: Udžbenik navodi govor u namazu, san i uzimanje hrane ili pića u vrijeme posta. Preciziranje: obični govor kvari namaz, ali sam po sebi ne abdest; kod sna i jela/pića važni su uslovi.</w:t>
+      </w:r>
+    </w:p>
+    <w:p>
+      <w:r>
+        <w:t>Stručna napomena: udžbenički primjer mufsida s govorom i abdestom nije precizan. Obični namjerni govor kvari namaz, ali sam po sebi ne kvari abdest. San procjenjujemo prema njegovim okolnostima; za primjer prekidanja posta govorimo o namjernom uzimanju hrane ili pića, ne zaboravu. Primjer džemata naveden je prema udžbeniku, a detaljni propisi zavise od namaza i okolnosti.</w:t>
       </w:r>
     </w:p>
     <w:p>
@@ -563,99 +407,115 @@
         <w:pStyle w:val="Heading1"/>
       </w:pPr>
       <w:r>
-        <w:t>Tok časa od 0 do 24 minute</w:t>
+        <w:t>Nastavnički ključ tabele</w:t>
+      </w:r>
+    </w:p>
+    <w:p>
+      <w:r>
+        <w:t>Prijedlog rješenja u hanefijskom nastavnom okviru; ovo nije prepisan ključ iz udžbenika. Pri procjeni prihvatiti obrazloženje okolnosti. Mendub u ovoj tabeli obuhvata preporučena djela, uključujući sunnet.</w:t>
+      </w:r>
+    </w:p>
+    <w:p>
+      <w:r>
+        <w:t>1. Klanjanje bajram-namaza — Vadžib. Vadžib u hanefijskom učenju za osobu na koju se obaveza odnosi.</w:t>
+      </w:r>
+    </w:p>
+    <w:p>
+      <w:r>
+        <w:t>2. Nošenje odjeće od svile muškarcu — Haram. Prirodna svila za muškarca, bez izuzetka zbog opravdane potrebe; vještačka svila nije isto.</w:t>
+      </w:r>
+    </w:p>
+    <w:p>
+      <w:r>
+        <w:t>3. Klanjanje nafile pred sami zalazak Sunca — Mekruh tahrimen. Mekruh tahrimen: nafila u vrijeme neposredno pred zalazak Sunca.</w:t>
+      </w:r>
+    </w:p>
+    <w:p>
+      <w:r>
+        <w:t>4. Ruku’ u namazu — Farz. Ruku’ je namaski farz.</w:t>
+      </w:r>
+    </w:p>
+    <w:p>
+      <w:r>
+        <w:t>5. Upotreba mirisa u ihramima — Haram. Upotreba mirisa nakon stupanja u ihramske zabrane; razlikovati od mirisanja prije ihrama.</w:t>
+      </w:r>
+    </w:p>
+    <w:p>
+      <w:r>
+        <w:t>6. Klanje kurbana — Vadžib. Vadžib za osobu koja ispunjava uslove.</w:t>
+      </w:r>
+    </w:p>
+    <w:p>
+      <w:r>
+        <w:t>7. Neposlušnost roditeljima — Haram. Neposlušnost u onome što je dobro i dozvoljeno. Nema poslušnosti ljudima u grijehu.</w:t>
+      </w:r>
+    </w:p>
+    <w:p>
+      <w:r>
+        <w:t>8. Zapisivanje duga — Mendub. Mendub kao preporuka zapisivanja radi zaštite prava u uobičajenoj situaciji.</w:t>
+      </w:r>
+    </w:p>
+    <w:p>
+      <w:r>
+        <w:t>9. Neklanjanje sunsunneta — Mekruh tenzihen. Mekruh tenzihen kao školsko svrstavanje izostavljanja sunneta. Potrebno je razlikovati opravdan izostanak od ustrajnog zanemarivanja pritvrđenog sunneta.</w:t>
+      </w:r>
+    </w:p>
+    <w:p>
+      <w:r>
+        <w:t>10. Šetati u slobodno vrijeme — Mubah. Mubah u slobodno vrijeme, bez izostavljanja obaveza.</w:t>
+      </w:r>
+    </w:p>
+    <w:p>
+      <w:r>
+        <w:t>11. Klanjanje teravih-namaza — Mendub. Mendub je u ovoj tabeli širi naziv za preporučena djela; teravih-namaz je pritvrđeni sunnet.</w:t>
+      </w:r>
+    </w:p>
+    <w:p>
+      <w:r>
+        <w:t>12. Ramazanski post — Farz. Farz za osobu na koju se obaveza posta odnosi.</w:t>
+      </w:r>
+    </w:p>
+    <w:p>
+      <w:r>
+        <w:t>13. Klanjati ikindijske sunnete — Mendub. Mendub; ikindijski sunneti su nepritvrđeni sunnet.</w:t>
+      </w:r>
+    </w:p>
+    <w:p>
+      <w:r>
+        <w:t>14. Otići na izlet — Mubah. Mubah ako su sadržaj i okolnosti izleta dozvoljeni.</w:t>
       </w:r>
     </w:p>
     <w:p>
       <w:pPr>
-        <w:pStyle w:val="Heading2"/>
+        <w:pStyle w:val="Heading1"/>
       </w:pPr>
       <w:r>
-        <w:t>0–4 minuta — Uvodni problem</w:t>
+        <w:t>Termini sa strane 32</w:t>
       </w:r>
     </w:p>
     <w:p>
       <w:r>
-        <w:t>Nastavnik: Prikaži tri primjera: dnevni namaz, slobodna šetnja, krađa. Pitaj: „Jesu li ovi postupci jednako obavezni ili dopušteni?” Najavi da ćemo učiti kako se djela razvrstavaju.</w:t>
+        <w:t>Kategorično — O čemu nema sumnje; sigurno, bezuvjetno, tačno određeno.</w:t>
       </w:r>
     </w:p>
     <w:p>
       <w:r>
-        <w:t>Učenici: Svako razmišlja 20 sekundi; u paru poredi odgovor; dva para obrazlažu.</w:t>
+        <w:t>Imperativ — Zapovijed, naredba.</w:t>
       </w:r>
     </w:p>
     <w:p>
       <w:r>
-        <w:t>Praćenje: Početni odgovori pokazuju razlikuju li obavezu, izbor i zabranu.</w:t>
-      </w:r>
-    </w:p>
-    <w:p>
-      <w:pPr>
-        <w:pStyle w:val="Heading2"/>
-      </w:pPr>
-      <w:r>
-        <w:t>4–7 minuta — Cilj i predznanje</w:t>
+        <w:t>Mutevatir hadis — Hadis koji iz generacije u generaciju prenosi veliki broj prenosilaca tako da je isključena ikakva sumnja u njegovu vjerodostojnost.</w:t>
       </w:r>
     </w:p>
     <w:p>
       <w:r>
-        <w:t>Nastavnik: Najavi cilj: razlikovati kategorije i obrazložiti postupak. Kratko obnovi šerijat i izvore, bez novog predavanja o prethodnoj lekciji.</w:t>
+        <w:t>Zinaluk — Blud.</w:t>
       </w:r>
     </w:p>
     <w:p>
       <w:r>
-        <w:t>Učenici: Navode Kur’an i sunnet; razlikuju izvor od kategorije djela.</w:t>
-      </w:r>
-    </w:p>
-    <w:p>
-      <w:r>
-        <w:t>Praćenje: Pitanje: „Je li farz izvor ili kategorija?”</w:t>
-      </w:r>
-    </w:p>
-    <w:p>
-      <w:pPr>
-        <w:pStyle w:val="Heading2"/>
-      </w:pPr>
-      <w:r>
-        <w:t>7–15 minuta — Vođeno učenje</w:t>
-      </w:r>
-    </w:p>
-    <w:p>
-      <w:r>
-        <w:t>Nastavnik: Objasni fikh i osam pojmova uz sažetak. Uporedi farz/vadžib i mubah/haram; mufsid izdvoji kao kvarenje ibadeta. Razjasni govor i abdest.</w:t>
-      </w:r>
-    </w:p>
-    <w:p>
-      <w:r>
-        <w:t>Učenici: Prate udžbenik 29–30; u paru prepričaju razliku farz–vadžib i daju primjer mubaha.</w:t>
-      </w:r>
-    </w:p>
-    <w:p>
-      <w:r>
-        <w:t>Praćenje: Nastavnik traži kratko objašnjenje, ne samo naziv.</w:t>
-      </w:r>
-    </w:p>
-    <w:p>
-      <w:pPr>
-        <w:pStyle w:val="Heading2"/>
-      </w:pPr>
-      <w:r>
-        <w:t>15–24 minuta — Grupno razvrstavanje</w:t>
-      </w:r>
-    </w:p>
-    <w:p>
-      <w:r>
-        <w:t>Nastavnik: Podijeli iste kartice svakoj grupi. Uloge: čitač, zapisničar, provjeravač u izvoru, izvjestilac. Za 1 min podjela, 6 min rad, 2 min priprema izvještaja.</w:t>
-      </w:r>
-    </w:p>
-    <w:p>
-      <w:r>
-        <w:t>Učenici: Razvrstavaju 8 kartica; pišu dva obrazloženja; provjeravaju jedan odgovor u udžbeniku.</w:t>
-      </w:r>
-    </w:p>
-    <w:p>
-      <w:r>
-        <w:t>Praćenje: Lista opažanja: tačnost, razlog, učešće. Svaki član obrazlaže barem jednu karticu unutar grupe.</w:t>
+        <w:t>Povezivanje u listiću: 1–C, 2–D, 3–A, 4–B. Dopune: kategorično; imperativ; mutevatir hadis; zinaluk. Zinaluk pojasniti kratko i primjereno uzrastu, u okviru udžbeničkog značenja, bez ličnih pitanja.</w:t>
       </w:r>
     </w:p>
     <w:p>
@@ -668,104 +528,67 @@
         <w:pStyle w:val="Heading1"/>
       </w:pPr>
       <w:r>
-        <w:t>Tok časa od 24 do 45 minuta</w:t>
-      </w:r>
-    </w:p>
-    <w:p>
-      <w:pPr>
-        <w:pStyle w:val="Heading2"/>
-      </w:pPr>
-      <w:r>
-        <w:t>24–30 minuta — Obrazloženje i primjena</w:t>
+        <w:t>Ključ kviza – svih 12 pitanja</w:t>
       </w:r>
     </w:p>
     <w:p>
       <w:r>
-        <w:t>Nastavnik: Brzo provjeri kartice. Svakoj grupi dodijeli jedan slučaj A–D; ponovi slučajeve ako ima više grupa. Daj 2 min za dogovor i do 45 sekundi za izvještaj.</w:t>
+        <w:t>1. A — Fikh proučava propise o ljudskim djelima. Udžbenik, str. 29.</w:t>
       </w:r>
     </w:p>
     <w:p>
       <w:r>
-        <w:t>Učenici: Izvjestilac navodi zaključak; drugi član razlog. Ostali mogu dopuniti ili ispraviti svoj odgovor.</w:t>
+        <w:t>2. B — Ramazanski post je farz za osobu na koju se obaveza odnosi. Str. 29 i 31.</w:t>
       </w:r>
     </w:p>
     <w:p>
       <w:r>
-        <w:t>Praćenje: Povratna informacija: „Naziv je tačan; objasni koji dio primjera to potvrđuje.”</w:t>
-      </w:r>
-    </w:p>
-    <w:p>
-      <w:pPr>
-        <w:pStyle w:val="Heading2"/>
-      </w:pPr>
-      <w:r>
-        <w:t>30–37 minuta — Kratki kviz</w:t>
+        <w:t>3. C — Vitr-namaz je primjer vadžiba u hanefijskom učenju. Str. 29.</w:t>
       </w:r>
     </w:p>
     <w:p>
       <w:r>
-        <w:t>Nastavnik: Prikaži 6 pitanja. Svi prvo odgovaraju individualno karticama A/B/C/D ili na papiru; tek zatim otkrij odgovor i kratko objašnjenje.</w:t>
+        <w:t>4. D — Dozvoljena šetnja u slobodno vrijeme primjer je mubaha. Str. 30.</w:t>
       </w:r>
     </w:p>
     <w:p>
       <w:r>
-        <w:t>Učenici: Svako daje odgovor. Ispravlja pogrešan uz obrazloženje. Na jednom uređaju odgovor bira učenik nakon zajedničkog signala.</w:t>
+        <w:t>5. A — Mufsid se povezuje s konkretnim ibadetom. Govor kvari namaz; sam govor nije uzrok gubitka abdesta.</w:t>
       </w:r>
     </w:p>
     <w:p>
       <w:r>
-        <w:t>Praćenje: Kviz je formativan, bez javnog rangiranja i brojčane ocjene.</w:t>
-      </w:r>
-    </w:p>
-    <w:p>
-      <w:pPr>
-        <w:pStyle w:val="Heading2"/>
-      </w:pPr>
-      <w:r>
-        <w:t>37–42 minuta — Izlazna kartica</w:t>
+        <w:t>6. C — Postoje različiti stepeni obaveznosti i zabrane. Ne zaključujemo samo prema popularnosti.</w:t>
       </w:r>
     </w:p>
     <w:p>
       <w:r>
-        <w:t>Nastavnik: Podijeli individualni zadatak; prikupi prije zajedničkog komentara.</w:t>
+        <w:t>7. B — Mustehab je preporučeno i lijepo djelo. Str. 29–30.</w:t>
       </w:r>
     </w:p>
     <w:p>
       <w:r>
-        <w:t>Učenici: Razvrstava 5 postupaka; razlikuje namaz i abdest; obrazlaže mubah.</w:t>
+        <w:t>8. D — Udžbenik navodi sunnete i sunsunnete dnevnih namaza. Str. 29.</w:t>
       </w:r>
     </w:p>
     <w:p>
       <w:r>
-        <w:t>Praćenje: Samostalan dokaz ostvarenosti ishoda; ključ u prilogu.</w:t>
-      </w:r>
-    </w:p>
-    <w:p>
-      <w:pPr>
-        <w:pStyle w:val="Heading2"/>
-      </w:pPr>
-      <w:r>
-        <w:t>42–45 minuta — Zaključak i domaća zadaća</w:t>
+        <w:t>9. B — Krađa je strogo zabranjena. Str. 30.</w:t>
       </w:r>
     </w:p>
     <w:p>
       <w:r>
-        <w:t>Nastavnik: Vrati se na početna tri primjera. Sažmi: propisi nisu istog stepena; provjeravamo izvor i okolnosti. Zadaj izbor jednog zadatka.</w:t>
+        <w:t>10. A — Mekruh je pokuđeno djelo; nije isto što i mubah. Str. 30.</w:t>
       </w:r>
     </w:p>
     <w:p>
       <w:r>
-        <w:t>Učenici: Izgovore jednu naučenu razliku; odaberu zadaću.</w:t>
+        <w:t>11. C — Razlika farz–vadžib ne znači da je vadžib neobavezan.</w:t>
       </w:r>
     </w:p>
     <w:p>
       <w:r>
-        <w:t>Praćenje: Nastavnik bilježi šta treba ponoviti na narednom času.</w:t>
-      </w:r>
-    </w:p>
-    <w:p>
-      <w:r>
-        <w:br w:type="page"/>
+        <w:t>12. D — Fardi kifaje je obaveza zajednice: kada je dovoljan broj izvrši, ostali su oslobođeni. Str. 29 i 32.</w:t>
       </w:r>
     </w:p>
     <w:p>
@@ -773,408 +596,17 @@
         <w:pStyle w:val="Heading1"/>
       </w:pPr>
       <w:r>
-        <w:t>Sadržaj i plan table</w:t>
+        <w:t>Podrška i rezervni plan</w:t>
       </w:r>
     </w:p>
     <w:p>
       <w:r>
-        <w:t>Na tabli zapisati naslov i pojmove u tri cjeline: obavezno (farz, vadžib), preporučeno (sunnet, mustehab), slobodan izbor i zabrane (mubah, mekruh, haram). Mufsid izdvojiti uz pitanje „Koji ibadet kvari?” Ova mapa služi učenju, a nije pojednostavljena ljestvica svih pravnih odnosa.</w:t>
-      </w:r>
-    </w:p>
-    <w:tbl>
-      <w:tblPr>
-        <w:tblStyle w:val="TableGrid"/>
-        <w:tblW w:type="auto" w:w="0"/>
-        <w:tblLook w:firstColumn="1" w:firstRow="1" w:lastColumn="0" w:lastRow="0" w:noHBand="0" w:noVBand="1" w:val="04A0"/>
-      </w:tblPr>
-      <w:tblGrid>
-        <w:gridCol w:w="3324"/>
-        <w:gridCol w:w="3324"/>
-        <w:gridCol w:w="3324"/>
-      </w:tblGrid>
-      <w:tr>
-        <w:tc>
-          <w:tcPr>
-            <w:tcW w:type="dxa" w:w="3324"/>
-          </w:tcPr>
-          <w:p>
-            <w:r>
-              <w:rPr>
-                <w:sz w:val="20"/>
-              </w:rPr>
-              <w:t>Pojam</w:t>
-            </w:r>
-          </w:p>
-        </w:tc>
-        <w:tc>
-          <w:tcPr>
-            <w:tcW w:type="dxa" w:w="3324"/>
-          </w:tcPr>
-          <w:p>
-            <w:r>
-              <w:rPr>
-                <w:sz w:val="20"/>
-              </w:rPr>
-              <w:t>Značenje</w:t>
-            </w:r>
-          </w:p>
-        </w:tc>
-        <w:tc>
-          <w:tcPr>
-            <w:tcW w:type="dxa" w:w="3324"/>
-          </w:tcPr>
-          <w:p>
-            <w:r>
-              <w:rPr>
-                <w:sz w:val="20"/>
-              </w:rPr>
-              <w:t>Primjer</w:t>
-            </w:r>
-          </w:p>
-        </w:tc>
-      </w:tr>
-      <w:tr>
-        <w:tc>
-          <w:tcPr>
-            <w:tcW w:type="dxa" w:w="3324"/>
-          </w:tcPr>
-          <w:p>
-            <w:r>
-              <w:rPr>
-                <w:sz w:val="20"/>
-              </w:rPr>
-              <w:t>Farz</w:t>
-            </w:r>
-          </w:p>
-        </w:tc>
-        <w:tc>
-          <w:tcPr>
-            <w:tcW w:type="dxa" w:w="3324"/>
-          </w:tcPr>
-          <w:p>
-            <w:r>
-              <w:rPr>
-                <w:sz w:val="20"/>
-              </w:rPr>
-              <w:t>Stroga vjerska dužnost.</w:t>
-            </w:r>
-          </w:p>
-        </w:tc>
-        <w:tc>
-          <w:tcPr>
-            <w:tcW w:type="dxa" w:w="3324"/>
-          </w:tcPr>
-          <w:p>
-            <w:r>
-              <w:rPr>
-                <w:sz w:val="20"/>
-              </w:rPr>
-              <w:t>Pet dnevnih namaza; ramazanski post za osobu koja je obavezna postiti.</w:t>
-            </w:r>
-          </w:p>
-        </w:tc>
-      </w:tr>
-      <w:tr>
-        <w:tc>
-          <w:tcPr>
-            <w:tcW w:type="dxa" w:w="3324"/>
-          </w:tcPr>
-          <w:p>
-            <w:r>
-              <w:rPr>
-                <w:sz w:val="20"/>
-              </w:rPr>
-              <w:t>Vadžib</w:t>
-            </w:r>
-          </w:p>
-        </w:tc>
-        <w:tc>
-          <w:tcPr>
-            <w:tcW w:type="dxa" w:w="3324"/>
-          </w:tcPr>
-          <w:p>
-            <w:r>
-              <w:rPr>
-                <w:sz w:val="20"/>
-              </w:rPr>
-              <w:t>Obaveza koja se u hanefijskom učenju razlikuje od farza po snazi dokaza. Nije samo preporuka.</w:t>
-            </w:r>
-          </w:p>
-        </w:tc>
-        <w:tc>
-          <w:tcPr>
-            <w:tcW w:type="dxa" w:w="3324"/>
-          </w:tcPr>
-          <w:p>
-            <w:r>
-              <w:rPr>
-                <w:sz w:val="20"/>
-              </w:rPr>
-              <w:t>Vitr-namaz; sadekatu-l-fitr.</w:t>
-            </w:r>
-          </w:p>
-        </w:tc>
-      </w:tr>
-      <w:tr>
-        <w:tc>
-          <w:tcPr>
-            <w:tcW w:type="dxa" w:w="3324"/>
-          </w:tcPr>
-          <w:p>
-            <w:r>
-              <w:rPr>
-                <w:sz w:val="20"/>
-              </w:rPr>
-              <w:t>Sunnet</w:t>
-            </w:r>
-          </w:p>
-        </w:tc>
-        <w:tc>
-          <w:tcPr>
-            <w:tcW w:type="dxa" w:w="3324"/>
-          </w:tcPr>
-          <w:p>
-            <w:r>
-              <w:rPr>
-                <w:sz w:val="20"/>
-              </w:rPr>
-              <w:t>Djela i praksa Muhammeda, a.s., koje slijedimo. U ovoj podjeli označava preporučenu praksu.</w:t>
-            </w:r>
-          </w:p>
-        </w:tc>
-        <w:tc>
-          <w:tcPr>
-            <w:tcW w:type="dxa" w:w="3324"/>
-          </w:tcPr>
-          <w:p>
-            <w:r>
-              <w:rPr>
-                <w:sz w:val="20"/>
-              </w:rPr>
-              <w:t>Sunneti dnevnih namaza.</w:t>
-            </w:r>
-          </w:p>
-        </w:tc>
-      </w:tr>
-      <w:tr>
-        <w:tc>
-          <w:tcPr>
-            <w:tcW w:type="dxa" w:w="3324"/>
-          </w:tcPr>
-          <w:p>
-            <w:r>
-              <w:rPr>
-                <w:sz w:val="20"/>
-              </w:rPr>
-              <w:t>Mustehab</w:t>
-            </w:r>
-          </w:p>
-        </w:tc>
-        <w:tc>
-          <w:tcPr>
-            <w:tcW w:type="dxa" w:w="3324"/>
-          </w:tcPr>
-          <w:p>
-            <w:r>
-              <w:rPr>
-                <w:sz w:val="20"/>
-              </w:rPr>
-              <w:t>Lijepo i preporučeno djelo; za činjenje slijedi nagrada, a izostavljanje se ne kažnjava.</w:t>
-            </w:r>
-          </w:p>
-        </w:tc>
-        <w:tc>
-          <w:tcPr>
-            <w:tcW w:type="dxa" w:w="3324"/>
-          </w:tcPr>
-          <w:p>
-            <w:r>
-              <w:rPr>
-                <w:sz w:val="20"/>
-              </w:rPr>
-              <w:t>Dobrovoljno lijepo djelo; udžbenik navodi klanjanje u džematu.</w:t>
-            </w:r>
-          </w:p>
-        </w:tc>
-      </w:tr>
-      <w:tr>
-        <w:tc>
-          <w:tcPr>
-            <w:tcW w:type="dxa" w:w="3324"/>
-          </w:tcPr>
-          <w:p>
-            <w:r>
-              <w:rPr>
-                <w:sz w:val="20"/>
-              </w:rPr>
-              <w:t>Mubah</w:t>
-            </w:r>
-          </w:p>
-        </w:tc>
-        <w:tc>
-          <w:tcPr>
-            <w:tcW w:type="dxa" w:w="3324"/>
-          </w:tcPr>
-          <w:p>
-            <w:r>
-              <w:rPr>
-                <w:sz w:val="20"/>
-              </w:rPr>
-              <w:t>Dozvoljen izbor; sam po sebi nije ni obavezan ni zabranjen.</w:t>
-            </w:r>
-          </w:p>
-        </w:tc>
-        <w:tc>
-          <w:tcPr>
-            <w:tcW w:type="dxa" w:w="3324"/>
-          </w:tcPr>
-          <w:p>
-            <w:r>
-              <w:rPr>
-                <w:sz w:val="20"/>
-              </w:rPr>
-              <w:t>Šetnja u slobodno vrijeme koja ne ometa obaveze.</w:t>
-            </w:r>
-          </w:p>
-        </w:tc>
-      </w:tr>
-      <w:tr>
-        <w:tc>
-          <w:tcPr>
-            <w:tcW w:type="dxa" w:w="3324"/>
-          </w:tcPr>
-          <w:p>
-            <w:r>
-              <w:rPr>
-                <w:sz w:val="20"/>
-              </w:rPr>
-              <w:t>Haram</w:t>
-            </w:r>
-          </w:p>
-        </w:tc>
-        <w:tc>
-          <w:tcPr>
-            <w:tcW w:type="dxa" w:w="3324"/>
-          </w:tcPr>
-          <w:p>
-            <w:r>
-              <w:rPr>
-                <w:sz w:val="20"/>
-              </w:rPr>
-              <w:t>Strogo zabranjeno djelo.</w:t>
-            </w:r>
-          </w:p>
-        </w:tc>
-        <w:tc>
-          <w:tcPr>
-            <w:tcW w:type="dxa" w:w="3324"/>
-          </w:tcPr>
-          <w:p>
-            <w:r>
-              <w:rPr>
-                <w:sz w:val="20"/>
-              </w:rPr>
-              <w:t>Krađa; kockanje; pijenje alkohola.</w:t>
-            </w:r>
-          </w:p>
-        </w:tc>
-      </w:tr>
-      <w:tr>
-        <w:tc>
-          <w:tcPr>
-            <w:tcW w:type="dxa" w:w="3324"/>
-          </w:tcPr>
-          <w:p>
-            <w:r>
-              <w:rPr>
-                <w:sz w:val="20"/>
-              </w:rPr>
-              <w:t>Mekruh</w:t>
-            </w:r>
-          </w:p>
-        </w:tc>
-        <w:tc>
-          <w:tcPr>
-            <w:tcW w:type="dxa" w:w="3324"/>
-          </w:tcPr>
-          <w:p>
-            <w:r>
-              <w:rPr>
-                <w:sz w:val="20"/>
-              </w:rPr>
-              <w:t>Pokuđeno djelo. Udžbenik razlikuje tahrimen i tenzihen.</w:t>
-            </w:r>
-          </w:p>
-        </w:tc>
-        <w:tc>
-          <w:tcPr>
-            <w:tcW w:type="dxa" w:w="3324"/>
-          </w:tcPr>
-          <w:p>
-            <w:r>
-              <w:rPr>
-                <w:sz w:val="20"/>
-              </w:rPr>
-              <w:t>Razgovor bez potrebe dok se uči ezan, prema primjeru u lekciji.</w:t>
-            </w:r>
-          </w:p>
-        </w:tc>
-      </w:tr>
-      <w:tr>
-        <w:tc>
-          <w:tcPr>
-            <w:tcW w:type="dxa" w:w="3324"/>
-          </w:tcPr>
-          <w:p>
-            <w:r>
-              <w:rPr>
-                <w:sz w:val="20"/>
-              </w:rPr>
-              <w:t>Mufsid</w:t>
-            </w:r>
-          </w:p>
-        </w:tc>
-        <w:tc>
-          <w:tcPr>
-            <w:tcW w:type="dxa" w:w="3324"/>
-          </w:tcPr>
-          <w:p>
-            <w:r>
-              <w:rPr>
-                <w:sz w:val="20"/>
-              </w:rPr>
-              <w:t>Radnja ili stanje koje kvari određeni ibadet. Uvijek navedi koji.</w:t>
-            </w:r>
-          </w:p>
-        </w:tc>
-        <w:tc>
-          <w:tcPr>
-            <w:tcW w:type="dxa" w:w="3324"/>
-          </w:tcPr>
-          <w:p>
-            <w:r>
-              <w:rPr>
-                <w:sz w:val="20"/>
-              </w:rPr>
-              <w:t>Namjeran obični razgovor u namazu kvari namaz, ali sam po sebi ne kvari abdest.</w:t>
-            </w:r>
-          </w:p>
-        </w:tc>
-      </w:tr>
-    </w:tbl>
-    <w:p>
-      <w:r>
-        <w:t>Fardi ajn: obaveza svakog pojedinca na kojeg se odnosi. Fardi kifaje: obaveza zajednice koju izvrši dovoljan broj članova, npr. dženaza-namaz. Halal znači dozvoljeno; nije potpuni sinonim za mubah jer dozvoljeno obuhvata širi krug djela.</w:t>
+        <w:t>Učeniku kojem treba podrška dati sažetak pojmova, pročitati dužu rečenicu i omogućiti odgovor uz partnera u aktivnosti. Naprednijem učeniku zadati da navede okolnost koja mijenja procjenu primjera. Individualni kviz ostaje zajednički, uz prilagođeno vrijeme ako je predviđeno podrškom.</w:t>
       </w:r>
     </w:p>
     <w:p>
       <w:r>
-        <w:t>Sunnet može označavati izvor šerijata, a u ovoj podjeli i preporučenu praksu. Mustehab i sunnet imaju dodirna značenja; zadaci se oslanjaju na jasno navedene primjere iz lekcije. Za mustehab je zato korištena definicijska kartica.</w:t>
-      </w:r>
-    </w:p>
-    <w:p>
-      <w:r>
-        <w:br w:type="page"/>
+        <w:t>Bez interneta otvoriti preuzeti HTML ili PPTX. Bez ekrana koristiti sažetak, tabelu i štampani kviz od 12 pitanja. Nastavnik čita pitanja, učenici upisuju slovo. Ako tehnika ne proradi u jednoj minuti, prijeći na papir. Za završnu provjeru učenik piše primjer mubaha s razlogom i objašnjava jedan novi termin.</w:t>
       </w:r>
     </w:p>
     <w:p>
@@ -1182,640 +614,42 @@
         <w:pStyle w:val="Heading1"/>
       </w:pPr>
       <w:r>
-        <w:t>Vrednovanje i nastavnički ključ</w:t>
+        <w:t>Izvori i osvrt nakon časa</w:t>
       </w:r>
     </w:p>
     <w:p>
       <w:r>
-        <w:t>Grupne kartice: 1 farz; 2 vadžib; 3 sunnet; 4 mustehab; 5 mubah; 6 haram; 7 mekruh; 8 mufsid namaza. Ne dodjeljivati bonus za brzinu; tražiti razlog. Slučajevi A–D služe obrazlaganju, ne procjeni učenikovog ličnog ponašanja.</w:t>
+        <w:t>Osnovni izvor: dostavljeni udžbenik, štampane str. 29–32 (PDF str. 25–28); dvije radne pripreme u jednom DOCX-u i radna prezentacija. Definicije i primjeri sažeti prema lekciji. Tabela prenosi sve nazive i postupke.</w:t>
       </w:r>
     </w:p>
     <w:p>
       <w:r>
-        <w:t>A: Šetnja je mubah. Između obaveznog i zabranjenog postoje i druge kategorije; ono što nije farz nije automatski haram.</w:t>
+        <w:t>https://islamskazajednica.ba/index.php/namaz-ezan/3108-o-namazu</w:t>
       </w:r>
     </w:p>
     <w:p>
       <w:r>
-        <w:t>B: Vitr je vadžib prema lekciji i hanefijskom učenju. Vadžib jeste obaveza; razlika u odnosu na farz odnosi se na dokaz, ne na slobodan izbor.</w:t>
+        <w:t>https://islamskazajednica.ba/index.php/abdest-tjelesna-cistoca/4898-pitanja-o-abdestu</w:t>
       </w:r>
     </w:p>
     <w:p>
       <w:r>
-        <w:t>C: Govor kvari namaz. Abdest nije pokvaren samim govorom; morao bi postojati zaseban uzrok koji kvari abdest.</w:t>
+        <w:t>https://www.islam.ba/teme/fikh/namaski-mekruhi</w:t>
       </w:r>
     </w:p>
     <w:p>
       <w:r>
-        <w:t>D: Popularnost nije mjerilo dozvoljenosti. Stvarna krađa je haram. Ne prenosimo olako ocjene iz igre na stvarne postupke; provjeravamo činjenice i propis.</w:t>
+        <w:t>https://www.islam.ba/teme/fikh/detaljno-o-hadzu-propisi</w:t>
       </w:r>
     </w:p>
     <w:p>
       <w:r>
-        <w:t>Kviz 1–6: A, B, C, D, A, C. Dopunski kviz 7–12: B, D, B, A, C, D. Jedan tačan odgovor nosi 1 bod; rezultat služi povratnoj informaciji, ne automatskoj brojčanoj ocjeni.</w:t>
-      </w:r>
-    </w:p>
-    <w:p>
-      <w:r>
-        <w:t>Izlazna kartica: 1a ramazanski post — farz; 1b vitr — vadžib; 1c šetnja — mubah; 1d krađa — haram; 1e namjeran obični govor u namazu — mufsid namaza. Svaki odgovor 1 bod (ukupno 5). Pitanje 2: kvari namaz (1), ne kvari abdest sam po sebi (1). Pitanje 3: prikladan primjer mubaha (1), objašnjenje dozvoljenog izbora uz navedene okolnosti (1). Ukupno 9 bodova.</w:t>
-      </w:r>
-    </w:p>
-    <w:p>
-      <w:r>
-        <w:t>Pokazatelji se prate odvojeno: razvrstavanje ostvareno s najmanje 4/5; razlikovanje namaza i abdesta s 2/2; primjer mubaha s 2/2. Zbir ne može zamijeniti provjeru sva tri pokazatelja. Učeniku s neostvarenim pokazateljem dati jedan novi primjer i ciljanu povratnu informaciju.</w:t>
-      </w:r>
-    </w:p>
-    <w:tbl>
-      <w:tblPr>
-        <w:tblStyle w:val="TableGrid"/>
-        <w:tblW w:type="auto" w:w="0"/>
-        <w:tblLook w:firstColumn="1" w:firstRow="1" w:lastColumn="0" w:lastRow="0" w:noHBand="0" w:noVBand="1" w:val="04A0"/>
-      </w:tblPr>
-      <w:tblGrid>
-        <w:gridCol w:w="1994"/>
-        <w:gridCol w:w="1994"/>
-        <w:gridCol w:w="1994"/>
-        <w:gridCol w:w="1994"/>
-        <w:gridCol w:w="1994"/>
-      </w:tblGrid>
-      <w:tr>
-        <w:tc>
-          <w:tcPr>
-            <w:tcW w:type="dxa" w:w="1994"/>
-          </w:tcPr>
-          <w:p>
-            <w:r>
-              <w:rPr>
-                <w:sz w:val="20"/>
-              </w:rPr>
-              <w:t>Grupa</w:t>
-            </w:r>
-          </w:p>
-        </w:tc>
-        <w:tc>
-          <w:tcPr>
-            <w:tcW w:type="dxa" w:w="1994"/>
-          </w:tcPr>
-          <w:p>
-            <w:r>
-              <w:rPr>
-                <w:sz w:val="20"/>
-              </w:rPr>
-              <w:t>Razvrstava</w:t>
-            </w:r>
-          </w:p>
-        </w:tc>
-        <w:tc>
-          <w:tcPr>
-            <w:tcW w:type="dxa" w:w="1994"/>
-          </w:tcPr>
-          <w:p>
-            <w:r>
-              <w:rPr>
-                <w:sz w:val="20"/>
-              </w:rPr>
-              <w:t>Obrazlaže</w:t>
-            </w:r>
-          </w:p>
-        </w:tc>
-        <w:tc>
-          <w:tcPr>
-            <w:tcW w:type="dxa" w:w="1994"/>
-          </w:tcPr>
-          <w:p>
-            <w:r>
-              <w:rPr>
-                <w:sz w:val="20"/>
-              </w:rPr>
-              <w:t>Svi učestvuju</w:t>
-            </w:r>
-          </w:p>
-        </w:tc>
-        <w:tc>
-          <w:tcPr>
-            <w:tcW w:type="dxa" w:w="1994"/>
-          </w:tcPr>
-          <w:p>
-            <w:r>
-              <w:rPr>
-                <w:sz w:val="20"/>
-              </w:rPr>
-              <w:t>Potrebna podrška</w:t>
-            </w:r>
-          </w:p>
-        </w:tc>
-      </w:tr>
-      <w:tr>
-        <w:tc>
-          <w:tcPr>
-            <w:tcW w:type="dxa" w:w="1994"/>
-          </w:tcPr>
-          <w:p>
-            <w:r>
-              <w:rPr>
-                <w:sz w:val="20"/>
-              </w:rPr>
-              <w:t>1</w:t>
-            </w:r>
-          </w:p>
-        </w:tc>
-        <w:tc>
-          <w:tcPr>
-            <w:tcW w:type="dxa" w:w="1994"/>
-          </w:tcPr>
-          <w:p>
-            <w:r>
-              <w:rPr>
-                <w:sz w:val="20"/>
-              </w:rPr>
-              <w:t>□</w:t>
-            </w:r>
-          </w:p>
-        </w:tc>
-        <w:tc>
-          <w:tcPr>
-            <w:tcW w:type="dxa" w:w="1994"/>
-          </w:tcPr>
-          <w:p>
-            <w:r>
-              <w:rPr>
-                <w:sz w:val="20"/>
-              </w:rPr>
-              <w:t>□</w:t>
-            </w:r>
-          </w:p>
-        </w:tc>
-        <w:tc>
-          <w:tcPr>
-            <w:tcW w:type="dxa" w:w="1994"/>
-          </w:tcPr>
-          <w:p>
-            <w:r>
-              <w:rPr>
-                <w:sz w:val="20"/>
-              </w:rPr>
-              <w:t>□</w:t>
-            </w:r>
-          </w:p>
-        </w:tc>
-        <w:tc>
-          <w:tcPr>
-            <w:tcW w:type="dxa" w:w="1994"/>
-          </w:tcPr>
-          <w:p>
-            <w:r>
-              <w:rPr>
-                <w:sz w:val="20"/>
-              </w:rPr>
-              <w:t>________________</w:t>
-            </w:r>
-          </w:p>
-        </w:tc>
-      </w:tr>
-      <w:tr>
-        <w:tc>
-          <w:tcPr>
-            <w:tcW w:type="dxa" w:w="1994"/>
-          </w:tcPr>
-          <w:p>
-            <w:r>
-              <w:rPr>
-                <w:sz w:val="20"/>
-              </w:rPr>
-              <w:t>2</w:t>
-            </w:r>
-          </w:p>
-        </w:tc>
-        <w:tc>
-          <w:tcPr>
-            <w:tcW w:type="dxa" w:w="1994"/>
-          </w:tcPr>
-          <w:p>
-            <w:r>
-              <w:rPr>
-                <w:sz w:val="20"/>
-              </w:rPr>
-              <w:t>□</w:t>
-            </w:r>
-          </w:p>
-        </w:tc>
-        <w:tc>
-          <w:tcPr>
-            <w:tcW w:type="dxa" w:w="1994"/>
-          </w:tcPr>
-          <w:p>
-            <w:r>
-              <w:rPr>
-                <w:sz w:val="20"/>
-              </w:rPr>
-              <w:t>□</w:t>
-            </w:r>
-          </w:p>
-        </w:tc>
-        <w:tc>
-          <w:tcPr>
-            <w:tcW w:type="dxa" w:w="1994"/>
-          </w:tcPr>
-          <w:p>
-            <w:r>
-              <w:rPr>
-                <w:sz w:val="20"/>
-              </w:rPr>
-              <w:t>□</w:t>
-            </w:r>
-          </w:p>
-        </w:tc>
-        <w:tc>
-          <w:tcPr>
-            <w:tcW w:type="dxa" w:w="1994"/>
-          </w:tcPr>
-          <w:p>
-            <w:r>
-              <w:rPr>
-                <w:sz w:val="20"/>
-              </w:rPr>
-              <w:t>________________</w:t>
-            </w:r>
-          </w:p>
-        </w:tc>
-      </w:tr>
-      <w:tr>
-        <w:tc>
-          <w:tcPr>
-            <w:tcW w:type="dxa" w:w="1994"/>
-          </w:tcPr>
-          <w:p>
-            <w:r>
-              <w:rPr>
-                <w:sz w:val="20"/>
-              </w:rPr>
-              <w:t>3</w:t>
-            </w:r>
-          </w:p>
-        </w:tc>
-        <w:tc>
-          <w:tcPr>
-            <w:tcW w:type="dxa" w:w="1994"/>
-          </w:tcPr>
-          <w:p>
-            <w:r>
-              <w:rPr>
-                <w:sz w:val="20"/>
-              </w:rPr>
-              <w:t>□</w:t>
-            </w:r>
-          </w:p>
-        </w:tc>
-        <w:tc>
-          <w:tcPr>
-            <w:tcW w:type="dxa" w:w="1994"/>
-          </w:tcPr>
-          <w:p>
-            <w:r>
-              <w:rPr>
-                <w:sz w:val="20"/>
-              </w:rPr>
-              <w:t>□</w:t>
-            </w:r>
-          </w:p>
-        </w:tc>
-        <w:tc>
-          <w:tcPr>
-            <w:tcW w:type="dxa" w:w="1994"/>
-          </w:tcPr>
-          <w:p>
-            <w:r>
-              <w:rPr>
-                <w:sz w:val="20"/>
-              </w:rPr>
-              <w:t>□</w:t>
-            </w:r>
-          </w:p>
-        </w:tc>
-        <w:tc>
-          <w:tcPr>
-            <w:tcW w:type="dxa" w:w="1994"/>
-          </w:tcPr>
-          <w:p>
-            <w:r>
-              <w:rPr>
-                <w:sz w:val="20"/>
-              </w:rPr>
-              <w:t>________________</w:t>
-            </w:r>
-          </w:p>
-        </w:tc>
-      </w:tr>
-      <w:tr>
-        <w:tc>
-          <w:tcPr>
-            <w:tcW w:type="dxa" w:w="1994"/>
-          </w:tcPr>
-          <w:p>
-            <w:r>
-              <w:rPr>
-                <w:sz w:val="20"/>
-              </w:rPr>
-              <w:t>4</w:t>
-            </w:r>
-          </w:p>
-        </w:tc>
-        <w:tc>
-          <w:tcPr>
-            <w:tcW w:type="dxa" w:w="1994"/>
-          </w:tcPr>
-          <w:p>
-            <w:r>
-              <w:rPr>
-                <w:sz w:val="20"/>
-              </w:rPr>
-              <w:t>□</w:t>
-            </w:r>
-          </w:p>
-        </w:tc>
-        <w:tc>
-          <w:tcPr>
-            <w:tcW w:type="dxa" w:w="1994"/>
-          </w:tcPr>
-          <w:p>
-            <w:r>
-              <w:rPr>
-                <w:sz w:val="20"/>
-              </w:rPr>
-              <w:t>□</w:t>
-            </w:r>
-          </w:p>
-        </w:tc>
-        <w:tc>
-          <w:tcPr>
-            <w:tcW w:type="dxa" w:w="1994"/>
-          </w:tcPr>
-          <w:p>
-            <w:r>
-              <w:rPr>
-                <w:sz w:val="20"/>
-              </w:rPr>
-              <w:t>□</w:t>
-            </w:r>
-          </w:p>
-        </w:tc>
-        <w:tc>
-          <w:tcPr>
-            <w:tcW w:type="dxa" w:w="1994"/>
-          </w:tcPr>
-          <w:p>
-            <w:r>
-              <w:rPr>
-                <w:sz w:val="20"/>
-              </w:rPr>
-              <w:t>________________</w:t>
-            </w:r>
-          </w:p>
-        </w:tc>
-      </w:tr>
-    </w:tbl>
-    <w:p>
-      <w:r>
-        <w:t>Bilješka poslije časa: Koji pojam je bio najteži? ____________________</w:t>
-        <w:br/>
-        <w:t>Koju povratnu informaciju trebam dati? ____________________</w:t>
-        <w:br/>
-        <w:t>Šta mijenjam u narednom času? ____________________</w:t>
-      </w:r>
-    </w:p>
-    <w:p>
-      <w:r>
-        <w:br w:type="page"/>
-      </w:r>
-    </w:p>
-    <w:p>
-      <w:pPr>
-        <w:pStyle w:val="Heading1"/>
-      </w:pPr>
-      <w:r>
-        <w:t>Rezervni plan i dodatne aktivnosti</w:t>
-      </w:r>
-    </w:p>
-    <w:tbl>
-      <w:tblPr>
-        <w:tblStyle w:val="TableGrid"/>
-        <w:tblW w:type="auto" w:w="0"/>
-        <w:tblLook w:firstColumn="1" w:firstRow="1" w:lastColumn="0" w:lastRow="0" w:noHBand="0" w:noVBand="1" w:val="04A0"/>
-      </w:tblPr>
-      <w:tblGrid>
-        <w:gridCol w:w="4986"/>
-        <w:gridCol w:w="4986"/>
-      </w:tblGrid>
-      <w:tr>
-        <w:tc>
-          <w:tcPr>
-            <w:tcW w:type="dxa" w:w="4986"/>
-          </w:tcPr>
-          <w:p>
-            <w:r>
-              <w:rPr>
-                <w:sz w:val="20"/>
-              </w:rPr>
-              <w:t>Uslov</w:t>
-            </w:r>
-          </w:p>
-        </w:tc>
-        <w:tc>
-          <w:tcPr>
-            <w:tcW w:type="dxa" w:w="4986"/>
-          </w:tcPr>
-          <w:p>
-            <w:r>
-              <w:rPr>
-                <w:sz w:val="20"/>
-              </w:rPr>
-              <w:t>Izvedba</w:t>
-            </w:r>
-          </w:p>
-        </w:tc>
-      </w:tr>
-      <w:tr>
-        <w:tc>
-          <w:tcPr>
-            <w:tcW w:type="dxa" w:w="4986"/>
-          </w:tcPr>
-          <w:p>
-            <w:r>
-              <w:rPr>
-                <w:sz w:val="20"/>
-              </w:rPr>
-              <w:t>Internet ne radi, projektor radi</w:t>
-            </w:r>
-          </w:p>
-        </w:tc>
-        <w:tc>
-          <w:tcPr>
-            <w:tcW w:type="dxa" w:w="4986"/>
-          </w:tcPr>
-          <w:p>
-            <w:r>
-              <w:rPr>
-                <w:sz w:val="20"/>
-              </w:rPr>
-              <w:t>Otvoriti preuzeti index.html direktno u pregledniku ili PPTX. Kviz i razvrstavanje rade lokalno.</w:t>
-            </w:r>
-          </w:p>
-        </w:tc>
-      </w:tr>
-      <w:tr>
-        <w:tc>
-          <w:tcPr>
-            <w:tcW w:type="dxa" w:w="4986"/>
-          </w:tcPr>
-          <w:p>
-            <w:r>
-              <w:rPr>
-                <w:sz w:val="20"/>
-              </w:rPr>
-              <w:t>Projektor ne radi</w:t>
-            </w:r>
-          </w:p>
-        </w:tc>
-        <w:tc>
-          <w:tcPr>
-            <w:tcW w:type="dxa" w:w="4986"/>
-          </w:tcPr>
-          <w:p>
-            <w:r>
-              <w:rPr>
-                <w:sz w:val="20"/>
-              </w:rPr>
-              <w:t>Koristiti tablu, sažetak pojmova, kartice, štampani kviz i izlazni listić. Zadržati isti redoslijed i ishode.</w:t>
-            </w:r>
-          </w:p>
-        </w:tc>
-      </w:tr>
-      <w:tr>
-        <w:tc>
-          <w:tcPr>
-            <w:tcW w:type="dxa" w:w="4986"/>
-          </w:tcPr>
-          <w:p>
-            <w:r>
-              <w:rPr>
-                <w:sz w:val="20"/>
-              </w:rPr>
-              <w:t>Tehnički prekid tokom časa</w:t>
-            </w:r>
-          </w:p>
-        </w:tc>
-        <w:tc>
-          <w:tcPr>
-            <w:tcW w:type="dxa" w:w="4986"/>
-          </w:tcPr>
-          <w:p>
-            <w:r>
-              <w:rPr>
-                <w:sz w:val="20"/>
-              </w:rPr>
-              <w:t>Nakon najviše jedne minute pokušaja prijeći na papir; nastaviti od istog zadatka.</w:t>
-            </w:r>
-          </w:p>
-        </w:tc>
-      </w:tr>
-      <w:tr>
-        <w:tc>
-          <w:tcPr>
-            <w:tcW w:type="dxa" w:w="4986"/>
-          </w:tcPr>
-          <w:p>
-            <w:r>
-              <w:rPr>
-                <w:sz w:val="20"/>
-              </w:rPr>
-              <w:t>Ostalo je samo 35 minuta</w:t>
-            </w:r>
-          </w:p>
-        </w:tc>
-        <w:tc>
-          <w:tcPr>
-            <w:tcW w:type="dxa" w:w="4986"/>
-          </w:tcPr>
-          <w:p>
-            <w:r>
-              <w:rPr>
-                <w:sz w:val="20"/>
-              </w:rPr>
-              <w:t>Uvod 3; predznanje 2; objašnjenje 7; kartice 8; izvještaj 3; kviz prva 3 pitanja 4; izlazna kartica 5; zaključak 3. Slučajeve ostaviti za naredni čas.</w:t>
-            </w:r>
-          </w:p>
-        </w:tc>
-      </w:tr>
-      <w:tr>
-        <w:tc>
-          <w:tcPr>
-            <w:tcW w:type="dxa" w:w="4986"/>
-          </w:tcPr>
-          <w:p>
-            <w:r>
-              <w:rPr>
-                <w:sz w:val="20"/>
-              </w:rPr>
-              <w:t>Ostalo je dodatnih 5 minuta</w:t>
-            </w:r>
-          </w:p>
-        </w:tc>
-        <w:tc>
-          <w:tcPr>
-            <w:tcW w:type="dxa" w:w="4986"/>
-          </w:tcPr>
-          <w:p>
-            <w:r>
-              <w:rPr>
-                <w:sz w:val="20"/>
-              </w:rPr>
-              <w:t>Dodati slaganje hadisa ili pitanja 7–12. Ne provoditi oboje.</w:t>
-            </w:r>
-          </w:p>
-        </w:tc>
-      </w:tr>
-    </w:tbl>
-    <w:p>
-      <w:r>
-        <w:t>Dopunsko slaganje: „Allahu je najdraže djelo koje je trajno pa makar bilo i malo.” (tekst naveden u udžbeniku, str. 32). Učenici slože riječi pa objasne kako se poruka odnosi na kontinuitet dobrih djela. To je vježba, ne uslov uspjeha ovog časa.</w:t>
-      </w:r>
-    </w:p>
-    <w:p>
-      <w:r>
-        <w:t>Dopunsko dopunjavanje: Fikh proučava propise o ljudskim djelima. Farz je stroga dužnost, mubah dozvoljen izbor, a haram stroga zabrana. Mufsid kvari određeni ibadet.</w:t>
-      </w:r>
-    </w:p>
-    <w:p>
-      <w:r>
-        <w:t>Domaća zadaća po izboru: mapa osam pojmova s po jednim primjerom; ili kratak opis jedne svakodnevne dozvoljene odluke, uz obrazloženje i važne okolnosti. Dovoljno je 5–7 rečenica. Ne tražiti opis ličnih grijeha ili tuđih postupaka.</w:t>
-      </w:r>
-    </w:p>
-    <w:p>
-      <w:pPr>
-        <w:pStyle w:val="Heading1"/>
-      </w:pPr>
-      <w:r>
-        <w:t>Izvori i stručne napomene</w:t>
-      </w:r>
-    </w:p>
-    <w:p>
-      <w:r>
-        <w:t>Osnova: Vjeronauka za VIII razred, štampane str. 29–32 (PDF 25–28); dvije dostavljene radne pripreme; radna prezentacija s navedenim autorom Alem Dedić, prof. Ishodi su preuzeti iz dostavljenih priprema. Nova priprema spaja obradu i primjenu; nije plan za dva uzastopna časa.</w:t>
-      </w:r>
-    </w:p>
-    <w:p>
-      <w:r>
-        <w:t>Na str. 30 i u radnoj prezentaciji neprecizno je povezano kvarenje namaza govorom s kvarenjem abdesta. U ovom paketu stoji: namjeran obični govor kvari namaz, ali sam po sebi ne abdest. Izvori za provjeru: Islamska zajednica u BiH, „O namazu”, https://islamskazajednica.ba/index.php/namaz-ezan/3108-o-namazu ; „Pitanja o abdestu”, https://islamskazajednica.ba/index.php/abdest-tjelesna-cistoca/4898-pitanja-o-abdestu .</w:t>
-      </w:r>
-    </w:p>
-    <w:p>
-      <w:r>
-        <w:t>Klasifikacija slijedi hanefijski okvir lekcije. Izbjegavati opće tvrdnje „svaki san kvari abdest” i „svako jedenje kvari post” bez okolnosti. Tabelu sa str. 31, koja uključuje zahtjevnije slučajeve i naziv mendub, ostaviti za dodatno vođeno ponavljanje. Rubriku o drugim religijama koristiti kao dopunu s poštovanjem, ne kao predmet takmičarskog rangiranja religija.</w:t>
+        <w:t>Osvrt: Koje su razlike učenici samostalno objasnili? Koji red tabele je tražio dodatni kontekst? Šta ponoviti narednog časa? ____________________</w:t>
       </w:r>
     </w:p>
     <w:sectPr>
-      <w:pgSz w:w="12240" w:h="15840"/>
-      <w:pgMar w:top="964" w:right="1134" w:bottom="964" w:left="1134" w:header="720" w:footer="720" w:gutter="0"/>
+      <w:pgSz w:w="11906" w:h="16838"/>
+      <w:pgMar w:top="850" w:right="907" w:bottom="850" w:left="907" w:header="720" w:footer="720" w:gutter="0"/>
       <w:cols w:space="720"/>
       <w:docGrid w:linePitch="360"/>
     </w:sectPr>
@@ -2187,11 +1021,12 @@
     <w:qFormat/>
     <w:rsid w:val="00FC693F"/>
     <w:pPr>
-      <w:spacing w:after="120"/>
+      <w:spacing w:after="100"/>
     </w:pPr>
     <w:rPr>
-      <w:rFonts w:ascii="Calibri" w:hAnsi="Calibri"/>
-      <w:sz w:val="22"/>
+      <w:rFonts w:ascii="Arial" w:hAnsi="Arial"/>
+      <w:color w:val="172E27"/>
+      <w:sz w:val="21"/>
     </w:rPr>
   </w:style>
   <w:style w:type="paragraph" w:styleId="Header">
@@ -2208,6 +1043,10 @@
       </w:tabs>
       <w:spacing w:after="0" w:line="240" w:lineRule="auto"/>
     </w:pPr>
+    <w:rPr>
+      <w:rFonts w:ascii="Arial" w:hAnsi="Arial"/>
+      <w:color w:val="172E27"/>
+    </w:rPr>
   </w:style>
   <w:style w:type="character" w:customStyle="1" w:styleId="HeaderChar">
     <w:name w:val="Header Char"/>
@@ -2230,6 +1069,10 @@
       </w:tabs>
       <w:spacing w:after="0" w:line="240" w:lineRule="auto"/>
     </w:pPr>
+    <w:rPr>
+      <w:rFonts w:ascii="Arial" w:hAnsi="Arial"/>
+      <w:color w:val="172E27"/>
+    </w:rPr>
   </w:style>
   <w:style w:type="character" w:customStyle="1" w:styleId="FooterChar">
     <w:name w:val="Footer Char"/>
@@ -2253,11 +1096,11 @@
       <w:outlineLvl w:val="0"/>
     </w:pPr>
     <w:rPr>
-      <w:rFonts w:asciiTheme="majorHAnsi" w:eastAsiaTheme="majorEastAsia" w:hAnsiTheme="majorHAnsi" w:cstheme="majorBidi" w:ascii="Calibri" w:hAnsi="Calibri"/>
+      <w:rFonts w:asciiTheme="majorHAnsi" w:eastAsiaTheme="majorEastAsia" w:hAnsiTheme="majorHAnsi" w:cstheme="majorBidi" w:ascii="Arial" w:hAnsi="Arial"/>
       <w:b/>
       <w:bCs/>
-      <w:color w:val="000000"/>
-      <w:sz w:val="34"/>
+      <w:color w:val="172E27"/>
+      <w:sz w:val="28"/>
       <w:szCs w:val="28"/>
     </w:rPr>
   </w:style>
@@ -2277,10 +1120,10 @@
       <w:outlineLvl w:val="1"/>
     </w:pPr>
     <w:rPr>
-      <w:rFonts w:asciiTheme="majorHAnsi" w:eastAsiaTheme="majorEastAsia" w:hAnsiTheme="majorHAnsi" w:cstheme="majorBidi" w:ascii="Calibri" w:hAnsi="Calibri"/>
+      <w:rFonts w:asciiTheme="majorHAnsi" w:eastAsiaTheme="majorEastAsia" w:hAnsiTheme="majorHAnsi" w:cstheme="majorBidi" w:ascii="Arial" w:hAnsi="Arial"/>
       <w:b/>
       <w:bCs/>
-      <w:color w:val="000000"/>
+      <w:color w:val="172E27"/>
       <w:sz w:val="26"/>
       <w:szCs w:val="26"/>
     </w:rPr>
@@ -2301,10 +1144,10 @@
       <w:outlineLvl w:val="2"/>
     </w:pPr>
     <w:rPr>
-      <w:rFonts w:asciiTheme="majorHAnsi" w:eastAsiaTheme="majorEastAsia" w:hAnsiTheme="majorHAnsi" w:cstheme="majorBidi"/>
+      <w:rFonts w:asciiTheme="majorHAnsi" w:eastAsiaTheme="majorEastAsia" w:hAnsiTheme="majorHAnsi" w:cstheme="majorBidi" w:ascii="Arial" w:hAnsi="Arial"/>
       <w:b/>
       <w:bCs/>
-      <w:color w:val="4F81BD" w:themeColor="accent1"/>
+      <w:color w:val="172E27"/>
     </w:rPr>
   </w:style>
   <w:style w:type="paragraph" w:styleId="Heading4">
@@ -2324,12 +1167,12 @@
       <w:outlineLvl w:val="3"/>
     </w:pPr>
     <w:rPr>
-      <w:rFonts w:asciiTheme="majorHAnsi" w:eastAsiaTheme="majorEastAsia" w:hAnsiTheme="majorHAnsi" w:cstheme="majorBidi"/>
+      <w:rFonts w:asciiTheme="majorHAnsi" w:eastAsiaTheme="majorEastAsia" w:hAnsiTheme="majorHAnsi" w:cstheme="majorBidi" w:ascii="Arial" w:hAnsi="Arial"/>
       <w:b/>
       <w:bCs/>
       <w:i/>
       <w:iCs/>
-      <w:color w:val="4F81BD" w:themeColor="accent1"/>
+      <w:color w:val="172E27"/>
     </w:rPr>
   </w:style>
   <w:style w:type="paragraph" w:styleId="Heading5">
@@ -2349,8 +1192,8 @@
       <w:outlineLvl w:val="4"/>
     </w:pPr>
     <w:rPr>
-      <w:rFonts w:asciiTheme="majorHAnsi" w:eastAsiaTheme="majorEastAsia" w:hAnsiTheme="majorHAnsi" w:cstheme="majorBidi"/>
-      <w:color w:val="243F60" w:themeColor="accent1" w:themeShade="7F"/>
+      <w:rFonts w:asciiTheme="majorHAnsi" w:eastAsiaTheme="majorEastAsia" w:hAnsiTheme="majorHAnsi" w:cstheme="majorBidi" w:ascii="Arial" w:hAnsi="Arial"/>
+      <w:color w:val="172E27"/>
     </w:rPr>
   </w:style>
   <w:style w:type="paragraph" w:styleId="Heading6">
@@ -2370,10 +1213,10 @@
       <w:outlineLvl w:val="5"/>
     </w:pPr>
     <w:rPr>
-      <w:rFonts w:asciiTheme="majorHAnsi" w:eastAsiaTheme="majorEastAsia" w:hAnsiTheme="majorHAnsi" w:cstheme="majorBidi"/>
+      <w:rFonts w:asciiTheme="majorHAnsi" w:eastAsiaTheme="majorEastAsia" w:hAnsiTheme="majorHAnsi" w:cstheme="majorBidi" w:ascii="Arial" w:hAnsi="Arial"/>
       <w:i/>
       <w:iCs/>
-      <w:color w:val="243F60" w:themeColor="accent1" w:themeShade="7F"/>
+      <w:color w:val="172E27"/>
     </w:rPr>
   </w:style>
   <w:style w:type="paragraph" w:styleId="Heading7">
@@ -2393,10 +1236,10 @@
       <w:outlineLvl w:val="6"/>
     </w:pPr>
     <w:rPr>
-      <w:rFonts w:asciiTheme="majorHAnsi" w:eastAsiaTheme="majorEastAsia" w:hAnsiTheme="majorHAnsi" w:cstheme="majorBidi"/>
+      <w:rFonts w:asciiTheme="majorHAnsi" w:eastAsiaTheme="majorEastAsia" w:hAnsiTheme="majorHAnsi" w:cstheme="majorBidi" w:ascii="Arial" w:hAnsi="Arial"/>
       <w:i/>
       <w:iCs/>
-      <w:color w:val="404040" w:themeColor="text1" w:themeTint="BF"/>
+      <w:color w:val="172E27"/>
     </w:rPr>
   </w:style>
   <w:style w:type="paragraph" w:styleId="Heading8">
@@ -2416,8 +1259,8 @@
       <w:outlineLvl w:val="7"/>
     </w:pPr>
     <w:rPr>
-      <w:rFonts w:asciiTheme="majorHAnsi" w:eastAsiaTheme="majorEastAsia" w:hAnsiTheme="majorHAnsi" w:cstheme="majorBidi"/>
-      <w:color w:val="4F81BD" w:themeColor="accent1"/>
+      <w:rFonts w:asciiTheme="majorHAnsi" w:eastAsiaTheme="majorEastAsia" w:hAnsiTheme="majorHAnsi" w:cstheme="majorBidi" w:ascii="Arial" w:hAnsi="Arial"/>
+      <w:color w:val="172E27"/>
       <w:sz w:val="20"/>
       <w:szCs w:val="20"/>
     </w:rPr>
@@ -2439,10 +1282,10 @@
       <w:outlineLvl w:val="8"/>
     </w:pPr>
     <w:rPr>
-      <w:rFonts w:asciiTheme="majorHAnsi" w:eastAsiaTheme="majorEastAsia" w:hAnsiTheme="majorHAnsi" w:cstheme="majorBidi"/>
+      <w:rFonts w:asciiTheme="majorHAnsi" w:eastAsiaTheme="majorEastAsia" w:hAnsiTheme="majorHAnsi" w:cstheme="majorBidi" w:ascii="Arial" w:hAnsi="Arial"/>
       <w:i/>
       <w:iCs/>
-      <w:color w:val="404040" w:themeColor="text1" w:themeTint="BF"/>
+      <w:color w:val="172E27"/>
       <w:sz w:val="20"/>
       <w:szCs w:val="20"/>
     </w:rPr>
@@ -2482,6 +1325,10 @@
     <w:pPr>
       <w:spacing w:after="0" w:line="240" w:lineRule="auto"/>
     </w:pPr>
+    <w:rPr>
+      <w:rFonts w:ascii="Arial" w:hAnsi="Arial"/>
+      <w:color w:val="172E27"/>
+    </w:rPr>
   </w:style>
   <w:style w:type="character" w:customStyle="1" w:styleId="Heading1Char">
     <w:name w:val="Heading 1 Char"/>
@@ -2539,11 +1386,11 @@
       <w:contextualSpacing/>
     </w:pPr>
     <w:rPr>
-      <w:rFonts w:asciiTheme="majorHAnsi" w:eastAsiaTheme="majorEastAsia" w:hAnsiTheme="majorHAnsi" w:cstheme="majorBidi" w:ascii="Calibri" w:hAnsi="Calibri"/>
-      <w:color w:val="000000"/>
+      <w:rFonts w:asciiTheme="majorHAnsi" w:eastAsiaTheme="majorEastAsia" w:hAnsiTheme="majorHAnsi" w:cstheme="majorBidi" w:ascii="Arial" w:hAnsi="Arial"/>
+      <w:color w:val="172E27"/>
       <w:spacing w:val="5"/>
       <w:kern w:val="28"/>
-      <w:sz w:val="46"/>
+      <w:sz w:val="52"/>
       <w:szCs w:val="52"/>
     </w:rPr>
   </w:style>
@@ -2576,10 +1423,10 @@
       </w:numPr>
     </w:pPr>
     <w:rPr>
-      <w:rFonts w:asciiTheme="majorHAnsi" w:eastAsiaTheme="majorEastAsia" w:hAnsiTheme="majorHAnsi" w:cstheme="majorBidi"/>
+      <w:rFonts w:asciiTheme="majorHAnsi" w:eastAsiaTheme="majorEastAsia" w:hAnsiTheme="majorHAnsi" w:cstheme="majorBidi" w:ascii="Arial" w:hAnsi="Arial"/>
       <w:i/>
       <w:iCs/>
-      <w:color w:val="4F81BD" w:themeColor="accent1"/>
+      <w:color w:val="172E27"/>
       <w:spacing w:val="15"/>
       <w:sz w:val="24"/>
       <w:szCs w:val="24"/>
@@ -2611,6 +1458,10 @@
       <w:ind w:left="720"/>
       <w:contextualSpacing/>
     </w:pPr>
+    <w:rPr>
+      <w:rFonts w:ascii="Arial" w:hAnsi="Arial"/>
+      <w:color w:val="172E27"/>
+    </w:rPr>
   </w:style>
   <w:style w:type="paragraph" w:styleId="BodyText">
     <w:name w:val="Body Text"/>
@@ -2622,6 +1473,10 @@
     <w:pPr>
       <w:spacing w:after="120"/>
     </w:pPr>
+    <w:rPr>
+      <w:rFonts w:ascii="Arial" w:hAnsi="Arial"/>
+      <w:color w:val="172E27"/>
+    </w:rPr>
   </w:style>
   <w:style w:type="character" w:customStyle="1" w:styleId="BodyTextChar">
     <w:name w:val="Body Text Char"/>
@@ -2640,6 +1495,10 @@
     <w:pPr>
       <w:spacing w:after="120" w:line="480" w:lineRule="auto"/>
     </w:pPr>
+    <w:rPr>
+      <w:rFonts w:ascii="Arial" w:hAnsi="Arial"/>
+      <w:color w:val="172E27"/>
+    </w:rPr>
   </w:style>
   <w:style w:type="character" w:customStyle="1" w:styleId="BodyText2Char">
     <w:name w:val="Body Text 2 Char"/>
@@ -2659,6 +1518,8 @@
       <w:spacing w:after="120"/>
     </w:pPr>
     <w:rPr>
+      <w:rFonts w:ascii="Arial" w:hAnsi="Arial"/>
+      <w:color w:val="172E27"/>
       <w:sz w:val="16"/>
       <w:szCs w:val="16"/>
     </w:rPr>
@@ -2684,6 +1545,10 @@
       <w:ind w:left="360" w:hanging="360"/>
       <w:contextualSpacing/>
     </w:pPr>
+    <w:rPr>
+      <w:rFonts w:ascii="Arial" w:hAnsi="Arial"/>
+      <w:color w:val="172E27"/>
+    </w:rPr>
   </w:style>
   <w:style w:type="paragraph" w:styleId="List2">
     <w:name w:val="List 2"/>
@@ -2695,6 +1560,10 @@
       <w:ind w:left="720" w:hanging="360"/>
       <w:contextualSpacing/>
     </w:pPr>
+    <w:rPr>
+      <w:rFonts w:ascii="Arial" w:hAnsi="Arial"/>
+      <w:color w:val="172E27"/>
+    </w:rPr>
   </w:style>
   <w:style w:type="paragraph" w:styleId="List3">
     <w:name w:val="List 3"/>
@@ -2706,6 +1575,10 @@
       <w:ind w:left="1080" w:hanging="360"/>
       <w:contextualSpacing/>
     </w:pPr>
+    <w:rPr>
+      <w:rFonts w:ascii="Arial" w:hAnsi="Arial"/>
+      <w:color w:val="172E27"/>
+    </w:rPr>
   </w:style>
   <w:style w:type="paragraph" w:styleId="ListBullet">
     <w:name w:val="List Bullet"/>
@@ -2719,6 +1592,10 @@
       </w:numPr>
       <w:contextualSpacing/>
     </w:pPr>
+    <w:rPr>
+      <w:rFonts w:ascii="Arial" w:hAnsi="Arial"/>
+      <w:color w:val="172E27"/>
+    </w:rPr>
   </w:style>
   <w:style w:type="paragraph" w:styleId="ListBullet2">
     <w:name w:val="List Bullet 2"/>
@@ -2732,6 +1609,10 @@
       </w:numPr>
       <w:contextualSpacing/>
     </w:pPr>
+    <w:rPr>
+      <w:rFonts w:ascii="Arial" w:hAnsi="Arial"/>
+      <w:color w:val="172E27"/>
+    </w:rPr>
   </w:style>
   <w:style w:type="paragraph" w:styleId="ListBullet3">
     <w:name w:val="List Bullet 3"/>
@@ -2745,6 +1626,10 @@
       </w:numPr>
       <w:contextualSpacing/>
     </w:pPr>
+    <w:rPr>
+      <w:rFonts w:ascii="Arial" w:hAnsi="Arial"/>
+      <w:color w:val="172E27"/>
+    </w:rPr>
   </w:style>
   <w:style w:type="paragraph" w:styleId="ListNumber">
     <w:name w:val="List Number"/>
@@ -2758,6 +1643,10 @@
       </w:numPr>
       <w:contextualSpacing/>
     </w:pPr>
+    <w:rPr>
+      <w:rFonts w:ascii="Arial" w:hAnsi="Arial"/>
+      <w:color w:val="172E27"/>
+    </w:rPr>
   </w:style>
   <w:style w:type="paragraph" w:styleId="ListNumber2">
     <w:name w:val="List Number 2"/>
@@ -2771,6 +1660,10 @@
       </w:numPr>
       <w:contextualSpacing/>
     </w:pPr>
+    <w:rPr>
+      <w:rFonts w:ascii="Arial" w:hAnsi="Arial"/>
+      <w:color w:val="172E27"/>
+    </w:rPr>
   </w:style>
   <w:style w:type="paragraph" w:styleId="ListNumber3">
     <w:name w:val="List Number 3"/>
@@ -2784,6 +1677,10 @@
       </w:numPr>
       <w:contextualSpacing/>
     </w:pPr>
+    <w:rPr>
+      <w:rFonts w:ascii="Arial" w:hAnsi="Arial"/>
+      <w:color w:val="172E27"/>
+    </w:rPr>
   </w:style>
   <w:style w:type="paragraph" w:styleId="ListContinue">
     <w:name w:val="List Continue"/>
@@ -2796,6 +1693,10 @@
       <w:ind w:left="360"/>
       <w:contextualSpacing/>
     </w:pPr>
+    <w:rPr>
+      <w:rFonts w:ascii="Arial" w:hAnsi="Arial"/>
+      <w:color w:val="172E27"/>
+    </w:rPr>
   </w:style>
   <w:style w:type="paragraph" w:styleId="ListContinue2">
     <w:name w:val="List Continue 2"/>
@@ -2808,6 +1709,10 @@
       <w:ind w:left="720"/>
       <w:contextualSpacing/>
     </w:pPr>
+    <w:rPr>
+      <w:rFonts w:ascii="Arial" w:hAnsi="Arial"/>
+      <w:color w:val="172E27"/>
+    </w:rPr>
   </w:style>
   <w:style w:type="paragraph" w:styleId="ListContinue3">
     <w:name w:val="List Continue 3"/>
@@ -2820,6 +1725,10 @@
       <w:ind w:left="1080"/>
       <w:contextualSpacing/>
     </w:pPr>
+    <w:rPr>
+      <w:rFonts w:ascii="Arial" w:hAnsi="Arial"/>
+      <w:color w:val="172E27"/>
+    </w:rPr>
   </w:style>
   <w:style w:type="paragraph" w:styleId="MacroText">
     <w:name w:val="macro"/>
@@ -2839,7 +1748,8 @@
       </w:tabs>
     </w:pPr>
     <w:rPr>
-      <w:rFonts w:ascii="Courier" w:hAnsi="Courier"/>
+      <w:rFonts w:ascii="Arial" w:hAnsi="Arial"/>
+      <w:color w:val="172E27"/>
       <w:sz w:val="20"/>
       <w:szCs w:val="20"/>
     </w:rPr>
@@ -2865,9 +1775,10 @@
     <w:qFormat/>
     <w:rsid w:val="00FC693F"/>
     <w:rPr>
+      <w:rFonts w:ascii="Arial" w:hAnsi="Arial"/>
       <w:i/>
       <w:iCs/>
-      <w:color w:val="000000" w:themeColor="text1"/>
+      <w:color w:val="172E27"/>
     </w:rPr>
   </w:style>
   <w:style w:type="character" w:customStyle="1" w:styleId="QuoteChar">
@@ -2981,9 +1892,10 @@
       <w:spacing w:line="240" w:lineRule="auto"/>
     </w:pPr>
     <w:rPr>
+      <w:rFonts w:ascii="Arial" w:hAnsi="Arial"/>
       <w:b/>
       <w:bCs/>
-      <w:color w:val="4F81BD" w:themeColor="accent1"/>
+      <w:color w:val="172E27"/>
       <w:sz w:val="18"/>
       <w:szCs w:val="18"/>
     </w:rPr>
@@ -3023,11 +1935,12 @@
       <w:ind w:left="936" w:right="936"/>
     </w:pPr>
     <w:rPr>
+      <w:rFonts w:ascii="Arial" w:hAnsi="Arial"/>
       <w:b/>
       <w:bCs/>
       <w:i/>
       <w:iCs/>
-      <w:color w:val="4F81BD" w:themeColor="accent1"/>
+      <w:color w:val="172E27"/>
     </w:rPr>
   </w:style>
   <w:style w:type="character" w:customStyle="1" w:styleId="IntenseQuoteChar">
@@ -3122,6 +2035,10 @@
     <w:pPr>
       <w:outlineLvl w:val="9"/>
     </w:pPr>
+    <w:rPr>
+      <w:rFonts w:ascii="Arial" w:hAnsi="Arial"/>
+      <w:color w:val="172E27"/>
+    </w:rPr>
   </w:style>
   <w:style w:type="table" w:styleId="TableGrid">
     <w:name w:val="Table Grid"/>

--- a/materijali/Priprema za ogledni cas.docx
+++ b/materijali/Priprema za ogledni cas.docx
@@ -48,12 +48,12 @@
     </w:p>
     <w:p>
       <w:r>
-        <w:t>Kratak rad u paru u uvodu i pojmovniku; četiri grupe od 4–5 učenika za tabelu; individualni kviz i završni odgovor. U grupi rasporediti čitača, zapisničara, izvjestioca i pratioca vremena; peti član provjerava primjer u udžbeniku. Ne tražiti javno iznošenje ličnih propusta.</w:t>
+        <w:t>Kratak rad u paru u uvodu i pojmovniku; pet grupa od 3–4 učenika za tabelu; individualni kviz i završni odgovor. U grupi rasporediti čitača, zapisničara i izvjestioca; četvrti član provjerava primjer u udžbeniku i prati vrijeme. U grupi od tri učenika ove zadatke dijele članovi. Ne tražiti javno iznošenje ličnih propusta.</w:t>
       </w:r>
     </w:p>
     <w:p>
       <w:r>
-        <w:t>Udžbenik str. 29–32, očišćena prezentacija, HTML, tabela sa str. 31 i učenički listići. Za rad bez projektora pripremiti po jedan komplet za svakog učenika (do 19), četiri primjerka sažetka za grupe i nastavnički ključ. Odgovori A/B/C/D mogu se pisati na papiru.</w:t>
+        <w:t>Udžbenik str. 29–32, očišćena prezentacija, HTML, tabela sa str. 31 i učenički listići. Za rad bez projektora pripremiti po jedan komplet za svakog učenika (do 19), pet primjeraka sažetka za grupe i nastavnički ključ. Odgovori A/B/C/D mogu se pisati na papiru.</w:t>
       </w:r>
     </w:p>
     <w:p>
@@ -120,7 +120,7 @@
     </w:p>
     <w:p>
       <w:r>
-        <w:t>Nastavnik: Podijeli cijelu tabelu svakom učeniku ili paru. Četiri grupe obrađuju redove: 1–4, 5–8, 9–11 i 12–14. Nakon 4 minute slijedi zajednička provjera svih redova.</w:t>
+        <w:t>Nastavnik: Podijeli cijelu tabelu svakom učeniku ili paru. Pet grupa obrađuje redove: 1–3, 4–6, 7–9, 10–12 i 13–14. Nakon 4 minute slijedi zajednička provjera svih redova.</w:t>
       </w:r>
     </w:p>
     <w:p>
@@ -647,6 +647,89 @@
         <w:t>Osvrt: Koje su razlike učenici samostalno objasnili? Koji red tabele je tražio dodatni kontekst? Šta ponoviti narednog časa? ____________________</w:t>
       </w:r>
     </w:p>
+    <w:p>
+      <w:r>
+        <w:br w:type="page"/>
+      </w:r>
+    </w:p>
+    <w:p>
+      <w:pPr>
+        <w:pStyle w:val="Heading1"/>
+      </w:pPr>
+      <w:r>
+        <w:t>Slučajevi za pet grupa</w:t>
+      </w:r>
+    </w:p>
+    <w:p>
+      <w:r>
+        <w:t>Grupe A–E imaju po 3–4 učenika. Za 16 učenika raspored je 4 + 3 + 3 + 3 + 3, a za 19 učenika 4 + 4 + 4 + 4 + 3. Svakoj grupi dodijeliti jedan slučaj; učenici pročitaju, dogovore zaključak i obrazlože ga. Dati 3 minute za dogovor i do 1 minutu po grupi za izvještaj. Aktivnost je dopunska; ako se koristi na istom času uz cijelu tabelu i kviz, planirati dodatno vrijeme.</w:t>
+      </w:r>
+    </w:p>
+    <w:p>
+      <w:pPr>
+        <w:pStyle w:val="Heading2"/>
+      </w:pPr>
+      <w:r>
+        <w:t>Grupa A</w:t>
+      </w:r>
+    </w:p>
+    <w:p>
+      <w:r>
+        <w:t>Šetnja je mubah. Između obaveznog i zabranjenog postoje i druge kategorije; ono što nije farz nije automatski haram.</w:t>
+      </w:r>
+    </w:p>
+    <w:p>
+      <w:pPr>
+        <w:pStyle w:val="Heading2"/>
+      </w:pPr>
+      <w:r>
+        <w:t>Grupa B</w:t>
+      </w:r>
+    </w:p>
+    <w:p>
+      <w:r>
+        <w:t>Vitr je vadžib prema lekciji i hanefijskom učenju. Vadžib jeste obaveza; razlika u odnosu na farz odnosi se na dokaz, ne na slobodan izbor.</w:t>
+      </w:r>
+    </w:p>
+    <w:p>
+      <w:pPr>
+        <w:pStyle w:val="Heading2"/>
+      </w:pPr>
+      <w:r>
+        <w:t>Grupa C</w:t>
+      </w:r>
+    </w:p>
+    <w:p>
+      <w:r>
+        <w:t>Govor kvari namaz. Abdest nije pokvaren samim govorom; morao bi postojati zaseban uzrok koji kvari abdest.</w:t>
+      </w:r>
+    </w:p>
+    <w:p>
+      <w:pPr>
+        <w:pStyle w:val="Heading2"/>
+      </w:pPr>
+      <w:r>
+        <w:t>Grupa D</w:t>
+      </w:r>
+    </w:p>
+    <w:p>
+      <w:r>
+        <w:t>Popularnost nije mjerilo dozvoljenosti. Stvarna krađa je haram. Ne prenosimo olako ocjene iz igre na stvarne postupke; provjeravamo činjenice i propis.</w:t>
+      </w:r>
+    </w:p>
+    <w:p>
+      <w:pPr>
+        <w:pStyle w:val="Heading2"/>
+      </w:pPr>
+      <w:r>
+        <w:t>Grupa E</w:t>
+      </w:r>
+    </w:p>
+    <w:p>
+      <w:r>
+        <w:t>Tvrdnja nije tačna. Sunneti dnevnih namaza pripadaju sunnetu: preporučenoj praksi Muhammeda, a.s., za čije izvršavanje slijedi nagrada. Farz je stroga dužnost. To što djelo nije farz ne znači da nema vrijednost.</w:t>
+      </w:r>
+    </w:p>
     <w:sectPr>
       <w:pgSz w:w="11906" w:h="16838"/>
       <w:pgMar w:top="850" w:right="907" w:bottom="850" w:left="907" w:header="720" w:footer="720" w:gutter="0"/>
